--- a/fuentes/CFA2_22846_DU.docx
+++ b/fuentes/CFA2_22846_DU.docx
@@ -1,6 +1,6 @@
 
 <file path=word/document.xml><?xml version="1.0" encoding="utf-8"?>
-<w:document xmlns:wpc="http://schemas.microsoft.com/office/word/2010/wordprocessingCanvas" xmlns:cx="http://schemas.microsoft.com/office/drawing/2014/chartex" xmlns:cx1="http://schemas.microsoft.com/office/drawing/2015/9/8/chartex" xmlns:cx2="http://schemas.microsoft.com/office/drawing/2015/10/21/chartex" xmlns:cx3="http://schemas.microsoft.com/office/drawing/2016/5/9/chartex" xmlns:cx4="http://schemas.microsoft.com/office/drawing/2016/5/10/chartex" xmlns:cx5="http://schemas.microsoft.com/office/drawing/2016/5/11/chartex" xmlns:cx6="http://schemas.microsoft.com/office/drawing/2016/5/12/chartex" xmlns:cx7="http://schemas.microsoft.com/office/drawing/2016/5/13/chartex" xmlns:cx8="http://schemas.microsoft.com/office/drawing/2016/5/14/chartex" xmlns:mc="http://schemas.openxmlformats.org/markup-compatibility/2006" xmlns:aink="http://schemas.microsoft.com/office/drawing/2016/ink" xmlns:am3d="http://schemas.microsoft.com/office/drawing/2017/model3d" xmlns:o="urn:schemas-microsoft-com:office:office" xmlns:r="http://schemas.openxmlformats.org/officeDocument/2006/relationships" xmlns:m="http://schemas.openxmlformats.org/officeDocument/2006/math" xmlns:v="urn:schemas-microsoft-com:vml" xmlns:wp14="http://schemas.microsoft.com/office/word/2010/wordprocessingDrawing" xmlns:wp="http://schemas.openxmlformats.org/drawingml/2006/wordprocessingDrawing" xmlns:w10="urn:schemas-microsoft-com:office:word" xmlns:w="http://schemas.openxmlformats.org/wordprocessingml/2006/main" xmlns:w14="http://schemas.microsoft.com/office/word/2010/wordml" xmlns:w15="http://schemas.microsoft.com/office/word/2012/wordml" xmlns:w16cex="http://schemas.microsoft.com/office/word/2018/wordml/cex" xmlns:w16cid="http://schemas.microsoft.com/office/word/2016/wordml/cid" xmlns:w16="http://schemas.microsoft.com/office/word/2018/wordml" xmlns:w16sdtdh="http://schemas.microsoft.com/office/word/2020/wordml/sdtdatahash" xmlns:w16se="http://schemas.microsoft.com/office/word/2015/wordml/symex" xmlns:wpg="http://schemas.microsoft.com/office/word/2010/wordprocessingGroup" xmlns:wpi="http://schemas.microsoft.com/office/word/2010/wordprocessingInk" xmlns:wne="http://schemas.microsoft.com/office/word/2006/wordml" xmlns:wps="http://schemas.microsoft.com/office/word/2010/wordprocessingShape" mc:Ignorable="w14 w15 w16se w16cid w16 w16cex w16sdtdh wp14">
+<w:document xmlns:wpc="http://schemas.microsoft.com/office/word/2010/wordprocessingCanvas" xmlns:cx="http://schemas.microsoft.com/office/drawing/2014/chartex" xmlns:cx1="http://schemas.microsoft.com/office/drawing/2015/9/8/chartex" xmlns:cx2="http://schemas.microsoft.com/office/drawing/2015/10/21/chartex" xmlns:cx3="http://schemas.microsoft.com/office/drawing/2016/5/9/chartex" xmlns:cx4="http://schemas.microsoft.com/office/drawing/2016/5/10/chartex" xmlns:cx5="http://schemas.microsoft.com/office/drawing/2016/5/11/chartex" xmlns:cx6="http://schemas.microsoft.com/office/drawing/2016/5/12/chartex" xmlns:cx7="http://schemas.microsoft.com/office/drawing/2016/5/13/chartex" xmlns:cx8="http://schemas.microsoft.com/office/drawing/2016/5/14/chartex" xmlns:mc="http://schemas.openxmlformats.org/markup-compatibility/2006" xmlns:aink="http://schemas.microsoft.com/office/drawing/2016/ink" xmlns:am3d="http://schemas.microsoft.com/office/drawing/2017/model3d" xmlns:o="urn:schemas-microsoft-com:office:office" xmlns:r="http://schemas.openxmlformats.org/officeDocument/2006/relationships" xmlns:m="http://schemas.openxmlformats.org/officeDocument/2006/math" xmlns:v="urn:schemas-microsoft-com:vml" xmlns:wp14="http://schemas.microsoft.com/office/word/2010/wordprocessingDrawing" xmlns:wp="http://schemas.openxmlformats.org/drawingml/2006/wordprocessingDrawing" xmlns:w10="urn:schemas-microsoft-com:office:word" xmlns:w="http://schemas.openxmlformats.org/wordprocessingml/2006/main" xmlns:w14="http://schemas.microsoft.com/office/word/2010/wordml" xmlns:w15="http://schemas.microsoft.com/office/word/2012/wordml" xmlns:w16cid="http://schemas.microsoft.com/office/word/2016/wordml/cid" xmlns:w16se="http://schemas.microsoft.com/office/word/2015/wordml/symex" xmlns:wpg="http://schemas.microsoft.com/office/word/2010/wordprocessingGroup" xmlns:wpi="http://schemas.microsoft.com/office/word/2010/wordprocessingInk" xmlns:wne="http://schemas.microsoft.com/office/word/2006/wordml" xmlns:wps="http://schemas.microsoft.com/office/word/2010/wordprocessingShape" mc:Ignorable="w14 w15 w16se w16cid wp14">
   <w:body>
     <w:p>
       <w:r>
@@ -40,7 +40,7 @@
                     </pic:cNvPicPr>
                   </pic:nvPicPr>
                   <pic:blipFill>
-                    <a:blip r:embed="rId11">
+                    <a:blip r:embed="rId8">
                       <a:extLst>
                         <a:ext uri="{28A0092B-C50C-407E-A947-70E740481C1C}">
                           <a14:useLocalDpi xmlns:a14="http://schemas.microsoft.com/office/drawing/2010/main" val="0"/>
@@ -213,7 +213,7 @@
               </wp:anchor>
             </w:drawing>
           </mc:Choice>
-          <mc:Fallback>
+          <mc:Fallback xmlns:w16cex="http://schemas.microsoft.com/office/word/2018/wordml/cex" xmlns:w16="http://schemas.microsoft.com/office/word/2018/wordml" xmlns:w16sdtdh="http://schemas.microsoft.com/office/word/2020/wordml/sdtdatahash">
             <w:pict>
               <v:rect w14:anchorId="5C6229C9" id="Rectángulo 4" o:spid="_x0000_s1026" style="position:absolute;margin-left:-55.7pt;margin-top:29pt;width:613.85pt;height:204pt;z-index:-251659776;visibility:visible;mso-wrap-style:square;mso-width-percent:0;mso-height-percent:0;mso-wrap-distance-left:9pt;mso-wrap-distance-top:0;mso-wrap-distance-right:9pt;mso-wrap-distance-bottom:0;mso-position-horizontal:absolute;mso-position-horizontal-relative:text;mso-position-vertical:absolute;mso-position-vertical-relative:text;mso-width-percent:0;mso-height-percent:0;mso-width-relative:page;mso-height-relative:margin;v-text-anchor:middle" o:gfxdata="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" fillcolor="#00314d" stroked="f" strokeweight="1pt"/>
             </w:pict>
@@ -443,7 +443,6 @@
       <w:r>
         <w:rPr>
           <w:rStyle w:val="Extranjerismo"/>
-          <w:lang w:val="es-CO"/>
         </w:rPr>
         <w:t>software</w:t>
       </w:r>
@@ -2727,7 +2726,6 @@
       <w:r>
         <w:rPr>
           <w:rStyle w:val="Extranjerismo"/>
-          <w:lang w:val="es-CO"/>
         </w:rPr>
         <w:t>software</w:t>
       </w:r>
@@ -2740,7 +2738,6 @@
       <w:r>
         <w:rPr>
           <w:rStyle w:val="Extranjerismo"/>
-          <w:lang w:val="es-CO"/>
         </w:rPr>
         <w:t>software</w:t>
       </w:r>
@@ -2766,7 +2763,6 @@
       <w:r>
         <w:rPr>
           <w:rStyle w:val="Extranjerismo"/>
-          <w:lang w:val="es-CO"/>
         </w:rPr>
         <w:t>Software</w:t>
       </w:r>
@@ -2792,7 +2788,6 @@
       <w:r>
         <w:rPr>
           <w:rStyle w:val="Extranjerismo"/>
-          <w:lang w:val="es-CO"/>
         </w:rPr>
         <w:t>software</w:t>
       </w:r>
@@ -2805,7 +2800,6 @@
       <w:r>
         <w:rPr>
           <w:rStyle w:val="Extranjerismo"/>
-          <w:lang w:val="es-CO"/>
         </w:rPr>
         <w:t>software</w:t>
       </w:r>
@@ -2855,7 +2849,6 @@
         <w:pStyle w:val="Video"/>
         <w:rPr>
           <w:rStyle w:val="Extranjerismo"/>
-          <w:lang w:val="es-CO"/>
         </w:rPr>
       </w:pPr>
       <w:r>
@@ -2864,7 +2857,6 @@
       <w:r>
         <w:rPr>
           <w:rStyle w:val="Extranjerismo"/>
-          <w:lang w:val="es-CO"/>
         </w:rPr>
         <w:t>software</w:t>
       </w:r>
@@ -2904,7 +2896,7 @@
                     </pic:cNvPicPr>
                   </pic:nvPicPr>
                   <pic:blipFill>
-                    <a:blip r:embed="rId12" cstate="print">
+                    <a:blip r:embed="rId9" cstate="print">
                       <a:extLst>
                         <a:ext uri="{28A0092B-C50C-407E-A947-70E740481C1C}">
                           <a14:useLocalDpi xmlns:a14="http://schemas.microsoft.com/office/drawing/2010/main" val="0"/>
@@ -3012,7 +3004,6 @@
             <w:r>
               <w:rPr>
                 <w:rStyle w:val="Extranjerismo"/>
-                <w:lang w:val="es-CO"/>
               </w:rPr>
               <w:t>software</w:t>
             </w:r>
@@ -3031,7 +3022,6 @@
             <w:r>
               <w:rPr>
                 <w:rStyle w:val="Extranjerismo"/>
-                <w:lang w:val="es-CO"/>
               </w:rPr>
               <w:t>software</w:t>
             </w:r>
@@ -3047,7 +3037,6 @@
             <w:r>
               <w:rPr>
                 <w:rStyle w:val="Extranjerismo"/>
-                <w:lang w:val="es-CO"/>
               </w:rPr>
               <w:t>software</w:t>
             </w:r>
@@ -3057,7 +3046,6 @@
             <w:r>
               <w:rPr>
                 <w:rStyle w:val="Extranjerismo"/>
-                <w:lang w:val="es-CO"/>
               </w:rPr>
               <w:t>software</w:t>
             </w:r>
@@ -3171,7 +3159,6 @@
       <w:r>
         <w:rPr>
           <w:rStyle w:val="Extranjerismo"/>
-          <w:lang w:val="es-CO"/>
         </w:rPr>
         <w:t>software</w:t>
       </w:r>
@@ -3201,7 +3188,6 @@
       <w:r>
         <w:rPr>
           <w:rStyle w:val="Extranjerismo"/>
-          <w:lang w:val="es-CO"/>
         </w:rPr>
         <w:t>software</w:t>
       </w:r>
@@ -3289,7 +3275,6 @@
       <w:r>
         <w:rPr>
           <w:rStyle w:val="Extranjerismo"/>
-          <w:lang w:val="es-CO"/>
         </w:rPr>
         <w:t>software</w:t>
       </w:r>
@@ -3396,7 +3381,6 @@
       <w:r>
         <w:rPr>
           <w:rStyle w:val="Extranjerismo"/>
-          <w:lang w:val="es-CO"/>
         </w:rPr>
         <w:t>software</w:t>
       </w:r>
@@ -3677,7 +3661,6 @@
       <w:r>
         <w:rPr>
           <w:rStyle w:val="Extranjerismo"/>
-          <w:lang w:val="es-CO"/>
         </w:rPr>
         <w:t>software</w:t>
       </w:r>
@@ -3703,7 +3686,6 @@
       <w:r>
         <w:rPr>
           <w:rStyle w:val="Extranjerismo"/>
-          <w:lang w:val="es-CO"/>
         </w:rPr>
         <w:t>software</w:t>
       </w:r>
@@ -3753,7 +3735,6 @@
       <w:r>
         <w:rPr>
           <w:rStyle w:val="Extranjerismo"/>
-          <w:lang w:val="es-CO"/>
         </w:rPr>
         <w:t>software</w:t>
       </w:r>
@@ -3787,7 +3768,6 @@
       <w:r>
         <w:rPr>
           <w:rStyle w:val="Extranjerismo"/>
-          <w:lang w:val="es-CO"/>
         </w:rPr>
         <w:t>software</w:t>
       </w:r>
@@ -4188,7 +4168,6 @@
       <w:r>
         <w:rPr>
           <w:rStyle w:val="Extranjerismo"/>
-          <w:lang w:val="es-CO"/>
         </w:rPr>
         <w:t>software</w:t>
       </w:r>
@@ -4221,7 +4200,6 @@
       <w:r>
         <w:rPr>
           <w:rStyle w:val="Extranjerismo"/>
-          <w:lang w:val="es-CO"/>
         </w:rPr>
         <w:t>software</w:t>
       </w:r>
@@ -4249,6 +4227,8 @@
       <w:pPr>
         <w:pStyle w:val="Figura"/>
       </w:pPr>
+      <w:bookmarkStart w:id="8" w:name="_GoBack"/>
+      <w:bookmarkEnd w:id="8"/>
       <w:r>
         <w:lastRenderedPageBreak/>
         <w:t>Descomposición funcional</w:t>
@@ -4280,7 +4260,7 @@
                     </pic:cNvPicPr>
                   </pic:nvPicPr>
                   <pic:blipFill>
-                    <a:blip r:embed="rId13">
+                    <a:blip r:embed="rId10">
                       <a:extLst>
                         <a:ext uri="{28A0092B-C50C-407E-A947-70E740481C1C}">
                           <a14:useLocalDpi xmlns:a14="http://schemas.microsoft.com/office/drawing/2010/main" val="0"/>
@@ -4455,7 +4435,7 @@
       <w:pPr>
         <w:pStyle w:val="Ttulo1"/>
       </w:pPr>
-      <w:bookmarkStart w:id="8" w:name="_Toc227848262"/>
+      <w:bookmarkStart w:id="9" w:name="_Toc227848262"/>
       <w:r>
         <w:lastRenderedPageBreak/>
         <w:t xml:space="preserve">Especificación de requisitos de </w:t>
@@ -4466,7 +4446,7 @@
         </w:rPr>
         <w:t>software</w:t>
       </w:r>
-      <w:bookmarkEnd w:id="8"/>
+      <w:bookmarkEnd w:id="9"/>
     </w:p>
     <w:p>
       <w:r>
@@ -4475,7 +4455,6 @@
       <w:r>
         <w:rPr>
           <w:rStyle w:val="Extranjerismo"/>
-          <w:lang w:val="es-CO"/>
         </w:rPr>
         <w:t>software</w:t>
       </w:r>
@@ -4485,7 +4464,6 @@
       <w:r>
         <w:rPr>
           <w:rStyle w:val="Extranjerismo"/>
-          <w:lang w:val="es-CO"/>
         </w:rPr>
         <w:t>software</w:t>
       </w:r>
@@ -4500,7 +4478,6 @@
       <w:r>
         <w:rPr>
           <w:rStyle w:val="Extranjerismo"/>
-          <w:lang w:val="es-CO"/>
         </w:rPr>
         <w:t>software</w:t>
       </w:r>
@@ -4515,7 +4492,6 @@
       <w:r>
         <w:rPr>
           <w:rStyle w:val="Extranjerismo"/>
-          <w:lang w:val="es-CO"/>
         </w:rPr>
         <w:t>software</w:t>
       </w:r>
@@ -4547,18 +4523,18 @@
           <w:lang w:eastAsia="es-CO"/>
         </w:rPr>
       </w:pPr>
-      <w:bookmarkStart w:id="9" w:name="_Toc227848263"/>
-      <w:bookmarkEnd w:id="9"/>
+      <w:bookmarkStart w:id="10" w:name="_Toc227848263"/>
+      <w:bookmarkEnd w:id="10"/>
     </w:p>
     <w:p>
       <w:pPr>
         <w:pStyle w:val="Ttulo2"/>
       </w:pPr>
-      <w:bookmarkStart w:id="10" w:name="_Toc227848264"/>
+      <w:bookmarkStart w:id="11" w:name="_Toc227848264"/>
       <w:r>
         <w:t>Estándares internacionales para la especificación de requisitos</w:t>
       </w:r>
-      <w:bookmarkEnd w:id="10"/>
+      <w:bookmarkEnd w:id="11"/>
     </w:p>
     <w:p>
       <w:r>
@@ -4567,7 +4543,6 @@
       <w:r>
         <w:rPr>
           <w:rStyle w:val="Extranjerismo"/>
-          <w:lang w:val="es-CO"/>
         </w:rPr>
         <w:t>software</w:t>
       </w:r>
@@ -4591,7 +4566,6 @@
       <w:r>
         <w:rPr>
           <w:rStyle w:val="Extranjerismo"/>
-          <w:lang w:val="es-CO"/>
         </w:rPr>
         <w:t>Software</w:t>
       </w:r>
@@ -4606,7 +4580,6 @@
       <w:r>
         <w:rPr>
           <w:rStyle w:val="Extranjerismo"/>
-          <w:lang w:val="es-CO"/>
         </w:rPr>
         <w:t>software</w:t>
       </w:r>
@@ -4616,7 +4589,6 @@
       <w:r>
         <w:rPr>
           <w:rStyle w:val="Extranjerismo"/>
-          <w:lang w:val="es-CO"/>
         </w:rPr>
         <w:t>software</w:t>
       </w:r>
@@ -4630,7 +4602,6 @@
       <w:r>
         <w:rPr>
           <w:rStyle w:val="Extranjerismo"/>
-          <w:lang w:val="es-CO"/>
         </w:rPr>
         <w:t>software</w:t>
       </w:r>
@@ -4644,7 +4615,7 @@
       <w:pPr>
         <w:pStyle w:val="Ttulo2"/>
       </w:pPr>
-      <w:bookmarkStart w:id="11" w:name="_Toc227848265"/>
+      <w:bookmarkStart w:id="12" w:name="_Toc227848265"/>
       <w:r>
         <w:lastRenderedPageBreak/>
         <w:t xml:space="preserve">Plantillas ERS (Especificación de Requisitos del </w:t>
@@ -4652,14 +4623,13 @@
       <w:r>
         <w:rPr>
           <w:rStyle w:val="Extranjerismo"/>
-          <w:lang w:val="es-CO"/>
         </w:rPr>
         <w:t>Software</w:t>
       </w:r>
       <w:r>
         <w:t>)</w:t>
       </w:r>
-      <w:bookmarkEnd w:id="11"/>
+      <w:bookmarkEnd w:id="12"/>
     </w:p>
     <w:p>
       <w:r>
@@ -4668,7 +4638,6 @@
       <w:r>
         <w:rPr>
           <w:rStyle w:val="Extranjerismo"/>
-          <w:lang w:val="es-CO"/>
         </w:rPr>
         <w:t>Software</w:t>
       </w:r>
@@ -4678,7 +4647,6 @@
       <w:r>
         <w:rPr>
           <w:rStyle w:val="Extranjerismo"/>
-          <w:lang w:val="es-CO"/>
         </w:rPr>
         <w:t>software</w:t>
       </w:r>
@@ -4693,7 +4661,6 @@
       <w:r>
         <w:rPr>
           <w:rStyle w:val="Extranjerismo"/>
-          <w:lang w:val="es-CO"/>
         </w:rPr>
         <w:t>software</w:t>
       </w:r>
@@ -4725,7 +4692,6 @@
       <w:r>
         <w:rPr>
           <w:rStyle w:val="Extranjerismo"/>
-          <w:lang w:val="es-CO"/>
         </w:rPr>
         <w:t>software</w:t>
       </w:r>
@@ -4954,7 +4920,6 @@
       <w:r>
         <w:rPr>
           <w:rStyle w:val="Extranjerismo"/>
-          <w:lang w:val="es-CO"/>
         </w:rPr>
         <w:t>software</w:t>
       </w:r>
@@ -4967,11 +4932,11 @@
       <w:pPr>
         <w:pStyle w:val="Ttulo2"/>
       </w:pPr>
-      <w:bookmarkStart w:id="12" w:name="_Toc227848266"/>
+      <w:bookmarkStart w:id="13" w:name="_Toc227848266"/>
       <w:r>
         <w:t>Técnicas de documentación de requisitos en proyectos tradicionales</w:t>
       </w:r>
-      <w:bookmarkEnd w:id="12"/>
+      <w:bookmarkEnd w:id="13"/>
     </w:p>
     <w:p>
       <w:r>
@@ -4980,7 +4945,6 @@
       <w:r>
         <w:rPr>
           <w:rStyle w:val="Extranjerismo"/>
-          <w:lang w:val="es-CO"/>
         </w:rPr>
         <w:t>software</w:t>
       </w:r>
@@ -4995,7 +4959,6 @@
       <w:r>
         <w:rPr>
           <w:rStyle w:val="Extranjerismo"/>
-          <w:lang w:val="es-CO"/>
         </w:rPr>
         <w:t>software</w:t>
       </w:r>
@@ -5029,7 +4992,6 @@
         <w:rPr>
           <w:rStyle w:val="Extranjerismo"/>
           <w:b/>
-          <w:lang w:val="es-CO"/>
         </w:rPr>
         <w:t>software</w:t>
       </w:r>
@@ -5074,7 +5036,6 @@
       <w:r>
         <w:rPr>
           <w:rStyle w:val="Extranjerismo"/>
-          <w:lang w:val="es-CO"/>
         </w:rPr>
         <w:t>software</w:t>
       </w:r>
@@ -5158,7 +5119,6 @@
       <w:r>
         <w:rPr>
           <w:rStyle w:val="Extranjerismo"/>
-          <w:lang w:val="es-CO"/>
         </w:rPr>
         <w:t>software</w:t>
       </w:r>
@@ -5171,12 +5131,12 @@
       <w:pPr>
         <w:pStyle w:val="Ttulo2"/>
       </w:pPr>
-      <w:bookmarkStart w:id="13" w:name="_Toc227848267"/>
+      <w:bookmarkStart w:id="14" w:name="_Toc227848267"/>
       <w:r>
         <w:lastRenderedPageBreak/>
         <w:t>Técnicas de documentación de requisitos en proyectos ágiles</w:t>
       </w:r>
-      <w:bookmarkEnd w:id="13"/>
+      <w:bookmarkEnd w:id="14"/>
     </w:p>
     <w:p>
       <w:r>
@@ -5185,7 +5145,6 @@
       <w:r>
         <w:rPr>
           <w:rStyle w:val="Extranjerismo"/>
-          <w:lang w:val="es-CO"/>
         </w:rPr>
         <w:t>software</w:t>
       </w:r>
@@ -5265,17 +5224,17 @@
           <w:b/>
         </w:rPr>
       </w:pPr>
-      <w:r>
-        <w:rPr>
-          <w:rStyle w:val="Extranjerismo"/>
-          <w:b/>
-          <w:bCs/>
+      <w:proofErr w:type="spellStart"/>
+      <w:r>
+        <w:rPr>
+          <w:b/>
         </w:rPr>
         <w:t>Product</w:t>
       </w:r>
-      <w:r>
-        <w:rPr>
-          <w:rStyle w:val="Extranjerismo"/>
+      <w:proofErr w:type="spellEnd"/>
+      <w:r>
+        <w:rPr>
+          <w:b/>
         </w:rPr>
         <w:t xml:space="preserve"> </w:t>
       </w:r>
@@ -5305,9 +5264,7 @@
       </w:pPr>
       <w:r>
         <w:rPr>
-          <w:rStyle w:val="Extranjerismo"/>
-          <w:b/>
-          <w:bCs/>
+          <w:b/>
         </w:rPr>
         <w:t xml:space="preserve">Sprint </w:t>
       </w:r>
@@ -5365,7 +5322,7 @@
       <w:pPr>
         <w:pStyle w:val="Ttulo1"/>
       </w:pPr>
-      <w:bookmarkStart w:id="14" w:name="_Toc227848268"/>
+      <w:bookmarkStart w:id="15" w:name="_Toc227848268"/>
       <w:r>
         <w:lastRenderedPageBreak/>
         <w:t xml:space="preserve">Validación de requisitos de </w:t>
@@ -5376,7 +5333,7 @@
         </w:rPr>
         <w:t>software</w:t>
       </w:r>
-      <w:bookmarkEnd w:id="14"/>
+      <w:bookmarkEnd w:id="15"/>
     </w:p>
     <w:p>
       <w:r>
@@ -5385,7 +5342,6 @@
       <w:r>
         <w:rPr>
           <w:rStyle w:val="Extranjerismo"/>
-          <w:lang w:val="es-CO"/>
         </w:rPr>
         <w:t>software</w:t>
       </w:r>
@@ -5400,7 +5356,6 @@
       <w:r>
         <w:rPr>
           <w:rStyle w:val="Extranjerismo"/>
-          <w:lang w:val="es-CO"/>
         </w:rPr>
         <w:t>software</w:t>
       </w:r>
@@ -5420,7 +5375,6 @@
       <w:r>
         <w:rPr>
           <w:rStyle w:val="Extranjerismo"/>
-          <w:lang w:val="es-CO"/>
         </w:rPr>
         <w:t>software</w:t>
       </w:r>
@@ -5430,7 +5384,6 @@
       <w:r>
         <w:rPr>
           <w:rStyle w:val="Extranjerismo"/>
-          <w:lang w:val="es-CO"/>
         </w:rPr>
         <w:t>software</w:t>
       </w:r>
@@ -5463,18 +5416,18 @@
           <w:lang w:eastAsia="es-CO"/>
         </w:rPr>
       </w:pPr>
-      <w:bookmarkStart w:id="15" w:name="_Toc227848269"/>
-      <w:bookmarkEnd w:id="15"/>
+      <w:bookmarkStart w:id="16" w:name="_Toc227848269"/>
+      <w:bookmarkEnd w:id="16"/>
     </w:p>
     <w:p>
       <w:pPr>
         <w:pStyle w:val="Ttulo2"/>
       </w:pPr>
-      <w:bookmarkStart w:id="16" w:name="_Toc227848270"/>
+      <w:bookmarkStart w:id="17" w:name="_Toc227848270"/>
       <w:r>
         <w:t>Criterios de validación de requisitos</w:t>
       </w:r>
-      <w:bookmarkEnd w:id="16"/>
+      <w:bookmarkEnd w:id="17"/>
     </w:p>
     <w:p>
       <w:r>
@@ -5483,7 +5436,6 @@
       <w:r>
         <w:rPr>
           <w:rStyle w:val="Extranjerismo"/>
-          <w:lang w:val="es-CO"/>
         </w:rPr>
         <w:t>software</w:t>
       </w:r>
@@ -5503,7 +5455,6 @@
       <w:r>
         <w:rPr>
           <w:rStyle w:val="Extranjerismo"/>
-          <w:lang w:val="es-CO"/>
         </w:rPr>
         <w:t>software</w:t>
       </w:r>
@@ -5710,7 +5661,6 @@
       <w:r>
         <w:rPr>
           <w:rStyle w:val="Extranjerismo"/>
-          <w:lang w:val="es-CO"/>
         </w:rPr>
         <w:t>software</w:t>
       </w:r>
@@ -5723,11 +5673,11 @@
       <w:pPr>
         <w:pStyle w:val="Ttulo2"/>
       </w:pPr>
-      <w:bookmarkStart w:id="17" w:name="_Toc227848271"/>
+      <w:bookmarkStart w:id="18" w:name="_Toc227848271"/>
       <w:r>
         <w:t>Técnicas de validación de requisitos</w:t>
       </w:r>
-      <w:bookmarkEnd w:id="17"/>
+      <w:bookmarkEnd w:id="18"/>
     </w:p>
     <w:p>
       <w:r>
@@ -5736,7 +5686,6 @@
       <w:r>
         <w:rPr>
           <w:rStyle w:val="Extranjerismo"/>
-          <w:lang w:val="es-CO"/>
         </w:rPr>
         <w:t>software</w:t>
       </w:r>
@@ -5864,15 +5813,12 @@
         </w:rPr>
         <w:t>Listas de verificación (</w:t>
       </w:r>
-      <w:proofErr w:type="spellStart"/>
       <w:r>
         <w:rPr>
           <w:rStyle w:val="Extranjerismo"/>
-          <w:lang w:val="es-CO"/>
         </w:rPr>
         <w:t>checklists</w:t>
       </w:r>
-      <w:proofErr w:type="spellEnd"/>
       <w:r>
         <w:rPr>
           <w:b/>
@@ -5890,7 +5836,6 @@
       <w:r>
         <w:rPr>
           <w:rStyle w:val="Extranjerismo"/>
-          <w:lang w:val="es-CO"/>
         </w:rPr>
         <w:t>software</w:t>
       </w:r>
@@ -5903,11 +5848,11 @@
       <w:pPr>
         <w:pStyle w:val="Ttulo2"/>
       </w:pPr>
-      <w:bookmarkStart w:id="18" w:name="_Toc227848272"/>
+      <w:bookmarkStart w:id="19" w:name="_Toc227848272"/>
       <w:r>
         <w:t>Revisiones, auditorías y prototipos</w:t>
       </w:r>
-      <w:bookmarkEnd w:id="18"/>
+      <w:bookmarkEnd w:id="19"/>
     </w:p>
     <w:p>
       <w:r>
@@ -5916,7 +5861,6 @@
       <w:r>
         <w:rPr>
           <w:rStyle w:val="Extranjerismo"/>
-          <w:lang w:val="es-CO"/>
         </w:rPr>
         <w:t>software</w:t>
       </w:r>
@@ -5976,7 +5920,6 @@
       <w:r>
         <w:rPr>
           <w:rStyle w:val="Extranjerismo"/>
-          <w:lang w:val="es-CO"/>
         </w:rPr>
         <w:t>software</w:t>
       </w:r>
@@ -6004,13 +5947,7 @@
     </w:p>
     <w:p>
       <w:r>
-        <w:t>P</w:t>
-      </w:r>
-      <w:r>
-        <w:t>rototipado</w:t>
-      </w:r>
-      <w:r>
-        <w:t xml:space="preserve"> consiste en la elaboración de representaciones preliminares del sistema que permiten visualizar su funcionamiento antes de su implementación definitiva. Estos prototipos pueden presentarse como bocetos de interfaces, modelos interactivos o simulaciones parciales del sistema. Su principal objetivo es facilitar la interacción con los usuarios para validar si los requisitos definidos responden a sus expectativas y necesidades reales. A través de la retroalimentación obtenida durante el uso del prototipo, es posible ajustar o redefinir requisitos que no resulten adecuados o que requieran mayor precisión.</w:t>
+        <w:t>prototipado consiste en la elaboración de representaciones preliminares del sistema que permiten visualizar su funcionamiento antes de su implementación definitiva. Estos prototipos pueden presentarse como bocetos de interfaces, modelos interactivos o simulaciones parciales del sistema. Su principal objetivo es facilitar la interacción con los usuarios para validar si los requisitos definidos responden a sus expectativas y necesidades reales. A través de la retroalimentación obtenida durante el uso del prototipo, es posible ajustar o redefinir requisitos que no resulten adecuados o que requieran mayor precisión.</w:t>
       </w:r>
     </w:p>
     <w:p>
@@ -6024,7 +5961,6 @@
       <w:r>
         <w:rPr>
           <w:rStyle w:val="Extranjerismo"/>
-          <w:lang w:val="es-CO"/>
         </w:rPr>
         <w:t>software</w:t>
       </w:r>
@@ -6036,11 +5972,11 @@
       <w:pPr>
         <w:pStyle w:val="Ttulo2"/>
       </w:pPr>
-      <w:bookmarkStart w:id="19" w:name="_Toc227848273"/>
+      <w:bookmarkStart w:id="20" w:name="_Toc227848273"/>
       <w:r>
         <w:t>Manual de usuario como mecanismo de validación</w:t>
       </w:r>
-      <w:bookmarkEnd w:id="19"/>
+      <w:bookmarkEnd w:id="20"/>
     </w:p>
     <w:p>
       <w:r>
@@ -6049,7 +5985,6 @@
       <w:r>
         <w:rPr>
           <w:rStyle w:val="Extranjerismo"/>
-          <w:lang w:val="es-CO"/>
         </w:rPr>
         <w:t>software</w:t>
       </w:r>
@@ -6144,7 +6079,6 @@
       <w:r>
         <w:rPr>
           <w:rStyle w:val="Extranjerismo"/>
-          <w:lang w:val="es-CO"/>
         </w:rPr>
         <w:t>software</w:t>
       </w:r>
@@ -6289,7 +6223,7 @@
       <w:pPr>
         <w:pStyle w:val="Ttulo1"/>
       </w:pPr>
-      <w:bookmarkStart w:id="20" w:name="_Toc227848274"/>
+      <w:bookmarkStart w:id="21" w:name="_Toc227848274"/>
       <w:r>
         <w:lastRenderedPageBreak/>
         <w:t xml:space="preserve">Gestión de requisitos en proyectos de </w:t>
@@ -6297,11 +6231,10 @@
       <w:r>
         <w:rPr>
           <w:rStyle w:val="Extranjerismo"/>
-          <w:lang w:val="es-CO"/>
         </w:rPr>
         <w:t>software</w:t>
       </w:r>
-      <w:bookmarkEnd w:id="20"/>
+      <w:bookmarkEnd w:id="21"/>
     </w:p>
     <w:p>
       <w:r>
@@ -6310,7 +6243,6 @@
       <w:r>
         <w:rPr>
           <w:rStyle w:val="Extranjerismo"/>
-          <w:lang w:val="es-CO"/>
         </w:rPr>
         <w:t>software</w:t>
       </w:r>
@@ -6325,7 +6257,6 @@
       <w:r>
         <w:rPr>
           <w:rStyle w:val="Extranjerismo"/>
-          <w:lang w:val="es-CO"/>
         </w:rPr>
         <w:t>software</w:t>
       </w:r>
@@ -6460,7 +6391,6 @@
       <w:r>
         <w:rPr>
           <w:rStyle w:val="Extranjerismo"/>
-          <w:lang w:val="es-CO"/>
         </w:rPr>
         <w:t>software</w:t>
       </w:r>
@@ -6474,7 +6404,6 @@
       <w:r>
         <w:rPr>
           <w:rStyle w:val="Extranjerismo"/>
-          <w:lang w:val="es-CO"/>
         </w:rPr>
         <w:t>software</w:t>
       </w:r>
@@ -6506,28 +6435,27 @@
           <w:lang w:eastAsia="es-CO"/>
         </w:rPr>
       </w:pPr>
-      <w:bookmarkStart w:id="21" w:name="_Toc227848275"/>
-      <w:bookmarkEnd w:id="21"/>
+      <w:bookmarkStart w:id="22" w:name="_Toc227848275"/>
+      <w:bookmarkEnd w:id="22"/>
     </w:p>
     <w:p>
       <w:pPr>
         <w:pStyle w:val="Ttulo2"/>
       </w:pPr>
-      <w:bookmarkStart w:id="22" w:name="_Toc227848276"/>
+      <w:bookmarkStart w:id="23" w:name="_Toc227848276"/>
       <w:r>
         <w:t xml:space="preserve">Contratos de </w:t>
       </w:r>
       <w:r>
         <w:rPr>
           <w:rStyle w:val="Extranjerismo"/>
-          <w:lang w:val="es-CO"/>
         </w:rPr>
         <w:t>software</w:t>
       </w:r>
       <w:r>
         <w:t>: requisitos fijos y variables</w:t>
       </w:r>
-      <w:bookmarkEnd w:id="22"/>
+      <w:bookmarkEnd w:id="23"/>
     </w:p>
     <w:p>
       <w:r>
@@ -6536,7 +6464,6 @@
       <w:r>
         <w:rPr>
           <w:rStyle w:val="Extranjerismo"/>
-          <w:lang w:val="es-CO"/>
         </w:rPr>
         <w:t>software</w:t>
       </w:r>
@@ -6546,7 +6473,6 @@
       <w:r>
         <w:rPr>
           <w:rStyle w:val="Extranjerismo"/>
-          <w:lang w:val="es-CO"/>
         </w:rPr>
         <w:t>software</w:t>
       </w:r>
@@ -6570,39 +6496,11 @@
     </w:p>
     <w:p>
       <w:r>
-        <w:rPr>
-          <w:b/>
-          <w:bCs/>
-        </w:rPr>
-        <w:t xml:space="preserve">Ejemplo </w:t>
-      </w:r>
-      <w:commentRangeStart w:id="23"/>
-      <w:r>
-        <w:rPr>
-          <w:b/>
-          <w:bCs/>
-        </w:rPr>
-        <w:t>práctico</w:t>
-      </w:r>
-      <w:commentRangeEnd w:id="23"/>
-      <w:r>
-        <w:rPr>
-          <w:rStyle w:val="Refdecomentario"/>
-          <w:b/>
-          <w:bCs/>
-        </w:rPr>
-        <w:commentReference w:id="23"/>
-      </w:r>
-      <w:r>
-        <w:t>: en</w:t>
-      </w:r>
-      <w:r>
-        <w:t xml:space="preserve"> el desarrollo de un sistema de gestión de reservas para un hotel, el contrato de </w:t>
+        <w:t xml:space="preserve">Ejemplo práctico: en el desarrollo de un sistema de gestión de reservas para un hotel, el contrato de </w:t>
       </w:r>
       <w:r>
         <w:rPr>
           <w:rStyle w:val="Extranjerismo"/>
-          <w:lang w:val="es-CO"/>
         </w:rPr>
         <w:t>software</w:t>
       </w:r>
@@ -6737,7 +6635,6 @@
       <w:r>
         <w:rPr>
           <w:rStyle w:val="Extranjerismo"/>
-          <w:lang w:val="es-CO"/>
         </w:rPr>
         <w:t>software</w:t>
       </w:r>
@@ -6752,7 +6649,6 @@
       <w:r>
         <w:rPr>
           <w:rStyle w:val="Extranjerismo"/>
-          <w:lang w:val="es-CO"/>
         </w:rPr>
         <w:t>software</w:t>
       </w:r>
@@ -7058,7 +6954,6 @@
       <w:r>
         <w:rPr>
           <w:rStyle w:val="Extranjerismo"/>
-          <w:lang w:val="es-CO"/>
         </w:rPr>
         <w:t>software</w:t>
       </w:r>
@@ -7156,7 +7051,6 @@
       <w:r>
         <w:rPr>
           <w:rStyle w:val="Extranjerismo"/>
-          <w:lang w:val="es-CO"/>
         </w:rPr>
         <w:t>software</w:t>
       </w:r>
@@ -7173,7 +7067,6 @@
       <w:r>
         <w:rPr>
           <w:rStyle w:val="Extranjerismo"/>
-          <w:lang w:val="es-CO"/>
         </w:rPr>
         <w:t>software</w:t>
       </w:r>
@@ -7220,7 +7113,6 @@
         <w:rPr>
           <w:rStyle w:val="Extranjerismo"/>
           <w:b/>
-          <w:lang w:val="es-CO"/>
         </w:rPr>
         <w:t>Software</w:t>
       </w:r>
@@ -7230,7 +7122,6 @@
       <w:r>
         <w:rPr>
           <w:rStyle w:val="Extranjerismo"/>
-          <w:lang w:val="es-CO"/>
         </w:rPr>
         <w:t>software</w:t>
       </w:r>
@@ -7400,7 +7291,6 @@
       <w:r>
         <w:rPr>
           <w:rStyle w:val="Extranjerismo"/>
-          <w:lang w:val="es-CO"/>
         </w:rPr>
         <w:t>Software</w:t>
       </w:r>
@@ -7410,7 +7300,6 @@
       <w:r>
         <w:rPr>
           <w:rStyle w:val="Extranjerismo"/>
-          <w:lang w:val="es-CO"/>
         </w:rPr>
         <w:t>software</w:t>
       </w:r>
@@ -7438,7 +7327,6 @@
       <w:r>
         <w:rPr>
           <w:rStyle w:val="Extranjerismo"/>
-          <w:lang w:val="es-CO"/>
         </w:rPr>
         <w:t>software</w:t>
       </w:r>
@@ -7466,7 +7354,6 @@
       <w:r>
         <w:rPr>
           <w:rStyle w:val="Extranjerismo"/>
-          <w:lang w:val="es-CO"/>
         </w:rPr>
         <w:t>software</w:t>
       </w:r>
@@ -7711,7 +7598,6 @@
       <w:r>
         <w:rPr>
           <w:rStyle w:val="Extranjerismo"/>
-          <w:lang w:val="es-CO"/>
         </w:rPr>
         <w:t>software</w:t>
       </w:r>
@@ -7739,7 +7625,6 @@
       <w:r>
         <w:rPr>
           <w:rStyle w:val="Extranjerismo"/>
-          <w:lang w:val="es-CO"/>
         </w:rPr>
         <w:t>software</w:t>
       </w:r>
@@ -7754,7 +7639,6 @@
       <w:r>
         <w:rPr>
           <w:rStyle w:val="Extranjerismo"/>
-          <w:lang w:val="es-CO"/>
         </w:rPr>
         <w:t>software</w:t>
       </w:r>
@@ -7896,7 +7780,6 @@
       <w:r>
         <w:rPr>
           <w:rStyle w:val="Extranjerismo"/>
-          <w:lang w:val="es-CO"/>
         </w:rPr>
         <w:t>software</w:t>
       </w:r>
@@ -7911,7 +7794,6 @@
       <w:r>
         <w:rPr>
           <w:rStyle w:val="Extranjerismo"/>
-          <w:lang w:val="es-CO"/>
         </w:rPr>
         <w:t>software</w:t>
       </w:r>
@@ -7946,7 +7828,6 @@
       <w:r>
         <w:rPr>
           <w:rStyle w:val="Extranjerismo"/>
-          <w:lang w:val="es-CO"/>
         </w:rPr>
         <w:t>software</w:t>
       </w:r>
@@ -7959,7 +7840,6 @@
       <w:r>
         <w:rPr>
           <w:rStyle w:val="Extranjerismo"/>
-          <w:lang w:val="es-CO"/>
         </w:rPr>
         <w:t>software</w:t>
       </w:r>
@@ -8007,7 +7887,7 @@
                     </pic:cNvPicPr>
                   </pic:nvPicPr>
                   <pic:blipFill>
-                    <a:blip r:embed="rId18">
+                    <a:blip r:embed="rId11">
                       <a:extLst>
                         <a:ext uri="{28A0092B-C50C-407E-A947-70E740481C1C}">
                           <a14:useLocalDpi xmlns:a14="http://schemas.microsoft.com/office/drawing/2010/main" val="0"/>
@@ -8080,7 +7960,6 @@
       <w:r>
         <w:rPr>
           <w:rStyle w:val="Extranjerismo"/>
-          <w:lang w:val="es-CO"/>
         </w:rPr>
         <w:t>software</w:t>
       </w:r>
@@ -8173,7 +8052,6 @@
       <w:r>
         <w:rPr>
           <w:rStyle w:val="Extranjerismo"/>
-          <w:lang w:val="es-CO"/>
         </w:rPr>
         <w:t>software</w:t>
       </w:r>
@@ -8206,7 +8084,6 @@
       <w:r>
         <w:rPr>
           <w:rStyle w:val="Extranjerismo"/>
-          <w:lang w:val="es-CO"/>
         </w:rPr>
         <w:t>software</w:t>
       </w:r>
@@ -8240,7 +8117,6 @@
       <w:r>
         <w:rPr>
           <w:rStyle w:val="Extranjerismo"/>
-          <w:lang w:val="es-CO"/>
         </w:rPr>
         <w:t>software</w:t>
       </w:r>
@@ -8273,7 +8149,6 @@
       <w:r>
         <w:rPr>
           <w:rStyle w:val="Extranjerismo"/>
-          <w:lang w:val="es-CO"/>
         </w:rPr>
         <w:t>software</w:t>
       </w:r>
@@ -8388,13 +8263,13 @@
     <w:p>
       <w:pPr>
         <w:rPr>
-          <w:lang w:val="en-US" w:eastAsia="es-CO"/>
-        </w:rPr>
-      </w:pPr>
-      <w:r>
-        <w:rPr>
           <w:lang w:val="es-MX" w:eastAsia="es-CO"/>
         </w:rPr>
+      </w:pPr>
+      <w:r>
+        <w:rPr>
+          <w:lang w:val="es-MX" w:eastAsia="es-CO"/>
+        </w:rPr>
         <w:t xml:space="preserve">IEEE </w:t>
       </w:r>
       <w:proofErr w:type="spellStart"/>
@@ -8428,7 +8303,6 @@
       <w:r>
         <w:rPr>
           <w:rStyle w:val="Extranjerismo"/>
-          <w:lang w:val="es-CO"/>
         </w:rPr>
         <w:t>software</w:t>
       </w:r>
@@ -8436,37 +8310,136 @@
         <w:rPr>
           <w:lang w:val="es-MX" w:eastAsia="es-CO"/>
         </w:rPr>
-        <w:t xml:space="preserve"> (3.ª ed.). </w:t>
-      </w:r>
-      <w:r>
-        <w:rPr>
-          <w:lang w:val="en-US" w:eastAsia="es-CO"/>
-        </w:rPr>
-        <w:t>IEEE Computer Society Press.</w:t>
-      </w:r>
-    </w:p>
-    <w:p>
-      <w:pPr>
+        <w:t xml:space="preserve"> (3.ª ed.). IEEE </w:t>
+      </w:r>
+      <w:proofErr w:type="spellStart"/>
+      <w:r>
         <w:rPr>
           <w:lang w:val="es-MX" w:eastAsia="es-CO"/>
         </w:rPr>
-      </w:pPr>
-      <w:r>
-        <w:rPr>
-          <w:lang w:val="en-US" w:eastAsia="es-CO"/>
-        </w:rPr>
-        <w:t xml:space="preserve">International Organization for Standardization, International Electrotechnical Commission, &amp; IEEE. </w:t>
-      </w:r>
+        <w:t>Computer</w:t>
+      </w:r>
+      <w:proofErr w:type="spellEnd"/>
       <w:r>
         <w:rPr>
           <w:lang w:val="es-MX" w:eastAsia="es-CO"/>
         </w:rPr>
-        <w:t xml:space="preserve">(2018). ISO/IEC/IEEE 29148:2018. Ingeniería de sistemas y </w:t>
+        <w:t xml:space="preserve"> </w:t>
+      </w:r>
+      <w:proofErr w:type="spellStart"/>
+      <w:r>
+        <w:rPr>
+          <w:lang w:val="es-MX" w:eastAsia="es-CO"/>
+        </w:rPr>
+        <w:t>Society</w:t>
+      </w:r>
+      <w:proofErr w:type="spellEnd"/>
+      <w:r>
+        <w:rPr>
+          <w:lang w:val="es-MX" w:eastAsia="es-CO"/>
+        </w:rPr>
+        <w:t xml:space="preserve"> </w:t>
+      </w:r>
+      <w:proofErr w:type="spellStart"/>
+      <w:r>
+        <w:rPr>
+          <w:lang w:val="es-MX" w:eastAsia="es-CO"/>
+        </w:rPr>
+        <w:t>Press</w:t>
+      </w:r>
+      <w:proofErr w:type="spellEnd"/>
+      <w:r>
+        <w:rPr>
+          <w:lang w:val="es-MX" w:eastAsia="es-CO"/>
+        </w:rPr>
+        <w:t>.</w:t>
+      </w:r>
+    </w:p>
+    <w:p>
+      <w:pPr>
+        <w:rPr>
+          <w:lang w:val="es-MX" w:eastAsia="es-CO"/>
+        </w:rPr>
+      </w:pPr>
+      <w:r>
+        <w:rPr>
+          <w:lang w:val="es-MX" w:eastAsia="es-CO"/>
+        </w:rPr>
+        <w:t xml:space="preserve">International </w:t>
+      </w:r>
+      <w:proofErr w:type="spellStart"/>
+      <w:r>
+        <w:rPr>
+          <w:lang w:val="es-MX" w:eastAsia="es-CO"/>
+        </w:rPr>
+        <w:t>Organization</w:t>
+      </w:r>
+      <w:proofErr w:type="spellEnd"/>
+      <w:r>
+        <w:rPr>
+          <w:lang w:val="es-MX" w:eastAsia="es-CO"/>
+        </w:rPr>
+        <w:t xml:space="preserve"> </w:t>
+      </w:r>
+      <w:proofErr w:type="spellStart"/>
+      <w:r>
+        <w:rPr>
+          <w:lang w:val="es-MX" w:eastAsia="es-CO"/>
+        </w:rPr>
+        <w:t>for</w:t>
+      </w:r>
+      <w:proofErr w:type="spellEnd"/>
+      <w:r>
+        <w:rPr>
+          <w:lang w:val="es-MX" w:eastAsia="es-CO"/>
+        </w:rPr>
+        <w:t xml:space="preserve"> </w:t>
+      </w:r>
+      <w:proofErr w:type="spellStart"/>
+      <w:r>
+        <w:rPr>
+          <w:lang w:val="es-MX" w:eastAsia="es-CO"/>
+        </w:rPr>
+        <w:t>Standardization</w:t>
+      </w:r>
+      <w:proofErr w:type="spellEnd"/>
+      <w:r>
+        <w:rPr>
+          <w:lang w:val="es-MX" w:eastAsia="es-CO"/>
+        </w:rPr>
+        <w:t xml:space="preserve">, International </w:t>
+      </w:r>
+      <w:proofErr w:type="spellStart"/>
+      <w:r>
+        <w:rPr>
+          <w:lang w:val="es-MX" w:eastAsia="es-CO"/>
+        </w:rPr>
+        <w:t>Electrotechnical</w:t>
+      </w:r>
+      <w:proofErr w:type="spellEnd"/>
+      <w:r>
+        <w:rPr>
+          <w:lang w:val="es-MX" w:eastAsia="es-CO"/>
+        </w:rPr>
+        <w:t xml:space="preserve"> </w:t>
+      </w:r>
+      <w:proofErr w:type="spellStart"/>
+      <w:r>
+        <w:rPr>
+          <w:lang w:val="es-MX" w:eastAsia="es-CO"/>
+        </w:rPr>
+        <w:t>Commission</w:t>
+      </w:r>
+      <w:proofErr w:type="spellEnd"/>
+      <w:r>
+        <w:rPr>
+          <w:lang w:val="es-MX" w:eastAsia="es-CO"/>
+        </w:rPr>
+        <w:t xml:space="preserve">, &amp; IEEE. (2018). ISO/IEC/IEEE 29148:2018. Ingeniería de sistemas y </w:t>
       </w:r>
       <w:r>
         <w:rPr>
           <w:rStyle w:val="Extranjerismo"/>
-          <w:lang w:val="es-CO"/>
         </w:rPr>
         <w:t>software</w:t>
       </w:r>
@@ -8526,7 +8499,6 @@
       <w:r>
         <w:rPr>
           <w:rStyle w:val="Extranjerismo"/>
-          <w:lang w:val="es-CO"/>
         </w:rPr>
         <w:t>software</w:t>
       </w:r>
@@ -8540,13 +8512,13 @@
     <w:p>
       <w:pPr>
         <w:rPr>
-          <w:lang w:val="en-US" w:eastAsia="es-CO"/>
-        </w:rPr>
-      </w:pPr>
-      <w:r>
-        <w:rPr>
           <w:lang w:val="es-MX" w:eastAsia="es-CO"/>
         </w:rPr>
+      </w:pPr>
+      <w:r>
+        <w:rPr>
+          <w:lang w:val="es-MX" w:eastAsia="es-CO"/>
+        </w:rPr>
         <w:t xml:space="preserve">Pressman, Roger S., &amp; </w:t>
       </w:r>
       <w:proofErr w:type="spellStart"/>
@@ -8566,7 +8538,6 @@
       <w:r>
         <w:rPr>
           <w:rStyle w:val="Extranjerismo"/>
-          <w:lang w:val="es-CO"/>
         </w:rPr>
         <w:t>software</w:t>
       </w:r>
@@ -8574,40 +8545,34 @@
         <w:rPr>
           <w:lang w:val="es-MX" w:eastAsia="es-CO"/>
         </w:rPr>
-        <w:t xml:space="preserve">: un enfoque práctico (9.ª ed.). </w:t>
-      </w:r>
-      <w:r>
-        <w:rPr>
-          <w:lang w:val="en-US" w:eastAsia="es-CO"/>
-        </w:rPr>
-        <w:t>McGraw-Hill Education.</w:t>
-      </w:r>
-    </w:p>
-    <w:p>
-      <w:pPr>
+        <w:t xml:space="preserve">: un enfoque práctico (9.ª ed.). McGraw-Hill </w:t>
+      </w:r>
+      <w:proofErr w:type="spellStart"/>
+      <w:r>
         <w:rPr>
           <w:lang w:val="es-MX" w:eastAsia="es-CO"/>
         </w:rPr>
-      </w:pPr>
-      <w:r>
-        <w:rPr>
-          <w:lang w:val="en-US" w:eastAsia="es-CO"/>
-        </w:rPr>
-        <w:t xml:space="preserve">Sommerville, Ian (2016). </w:t>
-      </w:r>
-      <w:proofErr w:type="spellStart"/>
-      <w:r>
-        <w:rPr>
-          <w:lang w:val="en-US" w:eastAsia="es-CO"/>
-        </w:rPr>
-        <w:t>Ingeniería</w:t>
+        <w:t>Education</w:t>
       </w:r>
       <w:proofErr w:type="spellEnd"/>
       <w:r>
         <w:rPr>
-          <w:lang w:val="en-US" w:eastAsia="es-CO"/>
-        </w:rPr>
-        <w:t xml:space="preserve"> del </w:t>
+          <w:lang w:val="es-MX" w:eastAsia="es-CO"/>
+        </w:rPr>
+        <w:t>.</w:t>
+      </w:r>
+    </w:p>
+    <w:p>
+      <w:pPr>
+        <w:rPr>
+          <w:lang w:val="es-MX" w:eastAsia="es-CO"/>
+        </w:rPr>
+      </w:pPr>
+      <w:r>
+        <w:rPr>
+          <w:lang w:val="es-MX" w:eastAsia="es-CO"/>
+        </w:rPr>
+        <w:t xml:space="preserve">Sommerville, Ian (2016). Ingeniería del </w:t>
       </w:r>
       <w:r>
         <w:rPr>
@@ -8617,15 +8582,9 @@
       </w:r>
       <w:r>
         <w:rPr>
-          <w:lang w:val="en-US" w:eastAsia="es-CO"/>
-        </w:rPr>
-        <w:t xml:space="preserve"> (10.ª ed.). </w:t>
-      </w:r>
-      <w:r>
-        <w:rPr>
           <w:lang w:val="es-MX" w:eastAsia="es-CO"/>
         </w:rPr>
-        <w:t>Pearson Educación.</w:t>
+        <w:t xml:space="preserve"> (10.ª ed.). Pearson Educación.</w:t>
       </w:r>
     </w:p>
     <w:p>
@@ -9298,8 +9257,8 @@
       </w:pPr>
     </w:p>
     <w:sectPr>
-      <w:headerReference w:type="default" r:id="rId19"/>
-      <w:footerReference w:type="default" r:id="rId20"/>
+      <w:headerReference w:type="default" r:id="rId12"/>
+      <w:footerReference w:type="default" r:id="rId13"/>
       <w:pgSz w:w="12240" w:h="15840"/>
       <w:pgMar w:top="1701" w:right="1134" w:bottom="1134" w:left="1134" w:header="709" w:footer="737" w:gutter="0"/>
       <w:pgNumType w:start="1"/>
@@ -9310,47 +9269,8 @@
 </w:document>
 </file>
 
-<file path=word/comments.xml><?xml version="1.0" encoding="utf-8"?>
-<w:comments xmlns:wpc="http://schemas.microsoft.com/office/word/2010/wordprocessingCanvas" xmlns:cx="http://schemas.microsoft.com/office/drawing/2014/chartex" xmlns:cx1="http://schemas.microsoft.com/office/drawing/2015/9/8/chartex" xmlns:cx2="http://schemas.microsoft.com/office/drawing/2015/10/21/chartex" xmlns:cx3="http://schemas.microsoft.com/office/drawing/2016/5/9/chartex" xmlns:cx4="http://schemas.microsoft.com/office/drawing/2016/5/10/chartex" xmlns:cx5="http://schemas.microsoft.com/office/drawing/2016/5/11/chartex" xmlns:cx6="http://schemas.microsoft.com/office/drawing/2016/5/12/chartex" xmlns:cx7="http://schemas.microsoft.com/office/drawing/2016/5/13/chartex" xmlns:cx8="http://schemas.microsoft.com/office/drawing/2016/5/14/chartex" xmlns:mc="http://schemas.openxmlformats.org/markup-compatibility/2006" xmlns:aink="http://schemas.microsoft.com/office/drawing/2016/ink" xmlns:am3d="http://schemas.microsoft.com/office/drawing/2017/model3d" xmlns:o="urn:schemas-microsoft-com:office:office" xmlns:r="http://schemas.openxmlformats.org/officeDocument/2006/relationships" xmlns:m="http://schemas.openxmlformats.org/officeDocument/2006/math" xmlns:v="urn:schemas-microsoft-com:vml" xmlns:wp14="http://schemas.microsoft.com/office/word/2010/wordprocessingDrawing" xmlns:wp="http://schemas.openxmlformats.org/drawingml/2006/wordprocessingDrawing" xmlns:w10="urn:schemas-microsoft-com:office:word" xmlns:w="http://schemas.openxmlformats.org/wordprocessingml/2006/main" xmlns:w14="http://schemas.microsoft.com/office/word/2010/wordml" xmlns:w15="http://schemas.microsoft.com/office/word/2012/wordml" xmlns:w16cex="http://schemas.microsoft.com/office/word/2018/wordml/cex" xmlns:w16cid="http://schemas.microsoft.com/office/word/2016/wordml/cid" xmlns:w16="http://schemas.microsoft.com/office/word/2018/wordml" xmlns:w16sdtdh="http://schemas.microsoft.com/office/word/2020/wordml/sdtdatahash" xmlns:w16se="http://schemas.microsoft.com/office/word/2015/wordml/symex" xmlns:wpg="http://schemas.microsoft.com/office/word/2010/wordprocessingGroup" xmlns:wpi="http://schemas.microsoft.com/office/word/2010/wordprocessingInk" xmlns:wne="http://schemas.microsoft.com/office/word/2006/wordml" xmlns:wps="http://schemas.microsoft.com/office/word/2010/wordprocessingShape" mc:Ignorable="w14 w15 w16se w16cid w16 w16cex w16sdtdh wp14">
-  <w:comment w:id="23" w:author="Jorge Bustos Gómez" w:date="2026-04-24T16:18:00Z" w:initials="JBG">
-    <w:p>
-      <w:pPr>
-        <w:pStyle w:val="Textocomentario"/>
-      </w:pPr>
-      <w:r>
-        <w:rPr>
-          <w:rStyle w:val="Refdecomentario"/>
-        </w:rPr>
-        <w:annotationRef/>
-      </w:r>
-      <w:r>
-        <w:t>Debe ir en negrilla. Así se propone en instruccional.</w:t>
-      </w:r>
-    </w:p>
-  </w:comment>
-</w:comments>
-</file>
-
-<file path=word/commentsExtended.xml><?xml version="1.0" encoding="utf-8"?>
-<w15:commentsEx xmlns:wpc="http://schemas.microsoft.com/office/word/2010/wordprocessingCanvas" xmlns:cx="http://schemas.microsoft.com/office/drawing/2014/chartex" xmlns:cx1="http://schemas.microsoft.com/office/drawing/2015/9/8/chartex" xmlns:cx2="http://schemas.microsoft.com/office/drawing/2015/10/21/chartex" xmlns:cx3="http://schemas.microsoft.com/office/drawing/2016/5/9/chartex" xmlns:cx4="http://schemas.microsoft.com/office/drawing/2016/5/10/chartex" xmlns:cx5="http://schemas.microsoft.com/office/drawing/2016/5/11/chartex" xmlns:cx6="http://schemas.microsoft.com/office/drawing/2016/5/12/chartex" xmlns:cx7="http://schemas.microsoft.com/office/drawing/2016/5/13/chartex" xmlns:cx8="http://schemas.microsoft.com/office/drawing/2016/5/14/chartex" xmlns:mc="http://schemas.openxmlformats.org/markup-compatibility/2006" xmlns:aink="http://schemas.microsoft.com/office/drawing/2016/ink" xmlns:am3d="http://schemas.microsoft.com/office/drawing/2017/model3d" xmlns:o="urn:schemas-microsoft-com:office:office" xmlns:r="http://schemas.openxmlformats.org/officeDocument/2006/relationships" xmlns:m="http://schemas.openxmlformats.org/officeDocument/2006/math" xmlns:v="urn:schemas-microsoft-com:vml" xmlns:wp14="http://schemas.microsoft.com/office/word/2010/wordprocessingDrawing" xmlns:wp="http://schemas.openxmlformats.org/drawingml/2006/wordprocessingDrawing" xmlns:w10="urn:schemas-microsoft-com:office:word" xmlns:w="http://schemas.openxmlformats.org/wordprocessingml/2006/main" xmlns:w14="http://schemas.microsoft.com/office/word/2010/wordml" xmlns:w15="http://schemas.microsoft.com/office/word/2012/wordml" xmlns:w16cex="http://schemas.microsoft.com/office/word/2018/wordml/cex" xmlns:w16cid="http://schemas.microsoft.com/office/word/2016/wordml/cid" xmlns:w16="http://schemas.microsoft.com/office/word/2018/wordml" xmlns:w16sdtdh="http://schemas.microsoft.com/office/word/2020/wordml/sdtdatahash" xmlns:w16se="http://schemas.microsoft.com/office/word/2015/wordml/symex" xmlns:wpg="http://schemas.microsoft.com/office/word/2010/wordprocessingGroup" xmlns:wpi="http://schemas.microsoft.com/office/word/2010/wordprocessingInk" xmlns:wne="http://schemas.microsoft.com/office/word/2006/wordml" xmlns:wps="http://schemas.microsoft.com/office/word/2010/wordprocessingShape" mc:Ignorable="w14 w15 w16se w16cid w16 w16cex w16sdtdh wp14">
-  <w15:commentEx w15:paraId="46FD418F" w15:done="0"/>
-</w15:commentsEx>
-</file>
-
-<file path=word/commentsExtensible.xml><?xml version="1.0" encoding="utf-8"?>
-<w16cex:commentsExtensible xmlns:wpc="http://schemas.microsoft.com/office/word/2010/wordprocessingCanvas" xmlns:cx="http://schemas.microsoft.com/office/drawing/2014/chartex" xmlns:cx1="http://schemas.microsoft.com/office/drawing/2015/9/8/chartex" xmlns:cx2="http://schemas.microsoft.com/office/drawing/2015/10/21/chartex" xmlns:cx3="http://schemas.microsoft.com/office/drawing/2016/5/9/chartex" xmlns:cx4="http://schemas.microsoft.com/office/drawing/2016/5/10/chartex" xmlns:cx5="http://schemas.microsoft.com/office/drawing/2016/5/11/chartex" xmlns:cx6="http://schemas.microsoft.com/office/drawing/2016/5/12/chartex" xmlns:cx7="http://schemas.microsoft.com/office/drawing/2016/5/13/chartex" xmlns:cx8="http://schemas.microsoft.com/office/drawing/2016/5/14/chartex" xmlns:mc="http://schemas.openxmlformats.org/markup-compatibility/2006" xmlns:aink="http://schemas.microsoft.com/office/drawing/2016/ink" xmlns:am3d="http://schemas.microsoft.com/office/drawing/2017/model3d" xmlns:o="urn:schemas-microsoft-com:office:office" xmlns:r="http://schemas.openxmlformats.org/officeDocument/2006/relationships" xmlns:m="http://schemas.openxmlformats.org/officeDocument/2006/math" xmlns:v="urn:schemas-microsoft-com:vml" xmlns:wp14="http://schemas.microsoft.com/office/word/2010/wordprocessingDrawing" xmlns:wp="http://schemas.openxmlformats.org/drawingml/2006/wordprocessingDrawing" xmlns:w10="urn:schemas-microsoft-com:office:word" xmlns:w="http://schemas.openxmlformats.org/wordprocessingml/2006/main" xmlns:w14="http://schemas.microsoft.com/office/word/2010/wordml" xmlns:w15="http://schemas.microsoft.com/office/word/2012/wordml" xmlns:w16cex="http://schemas.microsoft.com/office/word/2018/wordml/cex" xmlns:w16cid="http://schemas.microsoft.com/office/word/2016/wordml/cid" xmlns:w16="http://schemas.microsoft.com/office/word/2018/wordml" xmlns:w16sdtdh="http://schemas.microsoft.com/office/word/2020/wordml/sdtdatahash" xmlns:w16se="http://schemas.microsoft.com/office/word/2015/wordml/symex" xmlns:wpg="http://schemas.microsoft.com/office/word/2010/wordprocessingGroup" xmlns:wpi="http://schemas.microsoft.com/office/word/2010/wordprocessingInk" xmlns:wne="http://schemas.microsoft.com/office/word/2006/wordml" xmlns:wps="http://schemas.microsoft.com/office/word/2010/wordprocessingShape" mc:Ignorable="w14 w15 w16se w16cid w16 w16cex w16sdtdh wp14">
-  <w16cex:commentExtensible w16cex:durableId="2D96166F" w16cex:dateUtc="2026-04-24T21:18:00Z"/>
-</w16cex:commentsExtensible>
-</file>
-
-<file path=word/commentsIds.xml><?xml version="1.0" encoding="utf-8"?>
-<w16cid:commentsIds xmlns:wpc="http://schemas.microsoft.com/office/word/2010/wordprocessingCanvas" xmlns:cx="http://schemas.microsoft.com/office/drawing/2014/chartex" xmlns:cx1="http://schemas.microsoft.com/office/drawing/2015/9/8/chartex" xmlns:cx2="http://schemas.microsoft.com/office/drawing/2015/10/21/chartex" xmlns:cx3="http://schemas.microsoft.com/office/drawing/2016/5/9/chartex" xmlns:cx4="http://schemas.microsoft.com/office/drawing/2016/5/10/chartex" xmlns:cx5="http://schemas.microsoft.com/office/drawing/2016/5/11/chartex" xmlns:cx6="http://schemas.microsoft.com/office/drawing/2016/5/12/chartex" xmlns:cx7="http://schemas.microsoft.com/office/drawing/2016/5/13/chartex" xmlns:cx8="http://schemas.microsoft.com/office/drawing/2016/5/14/chartex" xmlns:mc="http://schemas.openxmlformats.org/markup-compatibility/2006" xmlns:aink="http://schemas.microsoft.com/office/drawing/2016/ink" xmlns:am3d="http://schemas.microsoft.com/office/drawing/2017/model3d" xmlns:o="urn:schemas-microsoft-com:office:office" xmlns:r="http://schemas.openxmlformats.org/officeDocument/2006/relationships" xmlns:m="http://schemas.openxmlformats.org/officeDocument/2006/math" xmlns:v="urn:schemas-microsoft-com:vml" xmlns:wp14="http://schemas.microsoft.com/office/word/2010/wordprocessingDrawing" xmlns:wp="http://schemas.openxmlformats.org/drawingml/2006/wordprocessingDrawing" xmlns:w10="urn:schemas-microsoft-com:office:word" xmlns:w="http://schemas.openxmlformats.org/wordprocessingml/2006/main" xmlns:w14="http://schemas.microsoft.com/office/word/2010/wordml" xmlns:w15="http://schemas.microsoft.com/office/word/2012/wordml" xmlns:w16cex="http://schemas.microsoft.com/office/word/2018/wordml/cex" xmlns:w16cid="http://schemas.microsoft.com/office/word/2016/wordml/cid" xmlns:w16="http://schemas.microsoft.com/office/word/2018/wordml" xmlns:w16sdtdh="http://schemas.microsoft.com/office/word/2020/wordml/sdtdatahash" xmlns:w16se="http://schemas.microsoft.com/office/word/2015/wordml/symex" xmlns:wpg="http://schemas.microsoft.com/office/word/2010/wordprocessingGroup" xmlns:wpi="http://schemas.microsoft.com/office/word/2010/wordprocessingInk" xmlns:wne="http://schemas.microsoft.com/office/word/2006/wordml" xmlns:wps="http://schemas.microsoft.com/office/word/2010/wordprocessingShape" mc:Ignorable="w14 w15 w16se w16cid w16 w16cex w16sdtdh wp14">
-  <w16cid:commentId w16cid:paraId="46FD418F" w16cid:durableId="2D96166F"/>
-</w16cid:commentsIds>
-</file>
-
 <file path=word/endnotes.xml><?xml version="1.0" encoding="utf-8"?>
-<w:endnotes xmlns:wpc="http://schemas.microsoft.com/office/word/2010/wordprocessingCanvas" xmlns:cx="http://schemas.microsoft.com/office/drawing/2014/chartex" xmlns:cx1="http://schemas.microsoft.com/office/drawing/2015/9/8/chartex" xmlns:cx2="http://schemas.microsoft.com/office/drawing/2015/10/21/chartex" xmlns:cx3="http://schemas.microsoft.com/office/drawing/2016/5/9/chartex" xmlns:cx4="http://schemas.microsoft.com/office/drawing/2016/5/10/chartex" xmlns:cx5="http://schemas.microsoft.com/office/drawing/2016/5/11/chartex" xmlns:cx6="http://schemas.microsoft.com/office/drawing/2016/5/12/chartex" xmlns:cx7="http://schemas.microsoft.com/office/drawing/2016/5/13/chartex" xmlns:cx8="http://schemas.microsoft.com/office/drawing/2016/5/14/chartex" xmlns:mc="http://schemas.openxmlformats.org/markup-compatibility/2006" xmlns:aink="http://schemas.microsoft.com/office/drawing/2016/ink" xmlns:am3d="http://schemas.microsoft.com/office/drawing/2017/model3d" xmlns:o="urn:schemas-microsoft-com:office:office" xmlns:r="http://schemas.openxmlformats.org/officeDocument/2006/relationships" xmlns:m="http://schemas.openxmlformats.org/officeDocument/2006/math" xmlns:v="urn:schemas-microsoft-com:vml" xmlns:wp14="http://schemas.microsoft.com/office/word/2010/wordprocessingDrawing" xmlns:wp="http://schemas.openxmlformats.org/drawingml/2006/wordprocessingDrawing" xmlns:w10="urn:schemas-microsoft-com:office:word" xmlns:w="http://schemas.openxmlformats.org/wordprocessingml/2006/main" xmlns:w14="http://schemas.microsoft.com/office/word/2010/wordml" xmlns:w15="http://schemas.microsoft.com/office/word/2012/wordml" xmlns:w16cex="http://schemas.microsoft.com/office/word/2018/wordml/cex" xmlns:w16cid="http://schemas.microsoft.com/office/word/2016/wordml/cid" xmlns:w16="http://schemas.microsoft.com/office/word/2018/wordml" xmlns:w16sdtdh="http://schemas.microsoft.com/office/word/2020/wordml/sdtdatahash" xmlns:w16se="http://schemas.microsoft.com/office/word/2015/wordml/symex" xmlns:wpg="http://schemas.microsoft.com/office/word/2010/wordprocessingGroup" xmlns:wpi="http://schemas.microsoft.com/office/word/2010/wordprocessingInk" xmlns:wne="http://schemas.microsoft.com/office/word/2006/wordml" xmlns:wps="http://schemas.microsoft.com/office/word/2010/wordprocessingShape" mc:Ignorable="w14 w15 w16se w16cid w16 w16cex w16sdtdh wp14">
+<w:endnotes xmlns:wpc="http://schemas.microsoft.com/office/word/2010/wordprocessingCanvas" xmlns:cx="http://schemas.microsoft.com/office/drawing/2014/chartex" xmlns:cx1="http://schemas.microsoft.com/office/drawing/2015/9/8/chartex" xmlns:cx2="http://schemas.microsoft.com/office/drawing/2015/10/21/chartex" xmlns:cx3="http://schemas.microsoft.com/office/drawing/2016/5/9/chartex" xmlns:cx4="http://schemas.microsoft.com/office/drawing/2016/5/10/chartex" xmlns:cx5="http://schemas.microsoft.com/office/drawing/2016/5/11/chartex" xmlns:cx6="http://schemas.microsoft.com/office/drawing/2016/5/12/chartex" xmlns:cx7="http://schemas.microsoft.com/office/drawing/2016/5/13/chartex" xmlns:cx8="http://schemas.microsoft.com/office/drawing/2016/5/14/chartex" xmlns:mc="http://schemas.openxmlformats.org/markup-compatibility/2006" xmlns:aink="http://schemas.microsoft.com/office/drawing/2016/ink" xmlns:am3d="http://schemas.microsoft.com/office/drawing/2017/model3d" xmlns:o="urn:schemas-microsoft-com:office:office" xmlns:r="http://schemas.openxmlformats.org/officeDocument/2006/relationships" xmlns:m="http://schemas.openxmlformats.org/officeDocument/2006/math" xmlns:v="urn:schemas-microsoft-com:vml" xmlns:wp14="http://schemas.microsoft.com/office/word/2010/wordprocessingDrawing" xmlns:wp="http://schemas.openxmlformats.org/drawingml/2006/wordprocessingDrawing" xmlns:w10="urn:schemas-microsoft-com:office:word" xmlns:w="http://schemas.openxmlformats.org/wordprocessingml/2006/main" xmlns:w14="http://schemas.microsoft.com/office/word/2010/wordml" xmlns:w15="http://schemas.microsoft.com/office/word/2012/wordml" xmlns:w16cid="http://schemas.microsoft.com/office/word/2016/wordml/cid" xmlns:w16se="http://schemas.microsoft.com/office/word/2015/wordml/symex" xmlns:wpg="http://schemas.microsoft.com/office/word/2010/wordprocessingGroup" xmlns:wpi="http://schemas.microsoft.com/office/word/2010/wordprocessingInk" xmlns:wne="http://schemas.microsoft.com/office/word/2006/wordml" xmlns:wps="http://schemas.microsoft.com/office/word/2010/wordprocessingShape" mc:Ignorable="w14 w15 w16se w16cid wp14">
   <w:endnote w:type="separator" w:id="-1">
     <w:p>
       <w:pPr>
@@ -9375,7 +9295,7 @@
 </file>
 
 <file path=word/footer1.xml><?xml version="1.0" encoding="utf-8"?>
-<w:ftr xmlns:wpc="http://schemas.microsoft.com/office/word/2010/wordprocessingCanvas" xmlns:cx="http://schemas.microsoft.com/office/drawing/2014/chartex" xmlns:cx1="http://schemas.microsoft.com/office/drawing/2015/9/8/chartex" xmlns:cx2="http://schemas.microsoft.com/office/drawing/2015/10/21/chartex" xmlns:cx3="http://schemas.microsoft.com/office/drawing/2016/5/9/chartex" xmlns:cx4="http://schemas.microsoft.com/office/drawing/2016/5/10/chartex" xmlns:cx5="http://schemas.microsoft.com/office/drawing/2016/5/11/chartex" xmlns:cx6="http://schemas.microsoft.com/office/drawing/2016/5/12/chartex" xmlns:cx7="http://schemas.microsoft.com/office/drawing/2016/5/13/chartex" xmlns:cx8="http://schemas.microsoft.com/office/drawing/2016/5/14/chartex" xmlns:mc="http://schemas.openxmlformats.org/markup-compatibility/2006" xmlns:aink="http://schemas.microsoft.com/office/drawing/2016/ink" xmlns:am3d="http://schemas.microsoft.com/office/drawing/2017/model3d" xmlns:o="urn:schemas-microsoft-com:office:office" xmlns:r="http://schemas.openxmlformats.org/officeDocument/2006/relationships" xmlns:m="http://schemas.openxmlformats.org/officeDocument/2006/math" xmlns:v="urn:schemas-microsoft-com:vml" xmlns:wp14="http://schemas.microsoft.com/office/word/2010/wordprocessingDrawing" xmlns:wp="http://schemas.openxmlformats.org/drawingml/2006/wordprocessingDrawing" xmlns:w10="urn:schemas-microsoft-com:office:word" xmlns:w="http://schemas.openxmlformats.org/wordprocessingml/2006/main" xmlns:w14="http://schemas.microsoft.com/office/word/2010/wordml" xmlns:w15="http://schemas.microsoft.com/office/word/2012/wordml" xmlns:w16cex="http://schemas.microsoft.com/office/word/2018/wordml/cex" xmlns:w16cid="http://schemas.microsoft.com/office/word/2016/wordml/cid" xmlns:w16="http://schemas.microsoft.com/office/word/2018/wordml" xmlns:w16sdtdh="http://schemas.microsoft.com/office/word/2020/wordml/sdtdatahash" xmlns:w16se="http://schemas.microsoft.com/office/word/2015/wordml/symex" xmlns:wpg="http://schemas.microsoft.com/office/word/2010/wordprocessingGroup" xmlns:wpi="http://schemas.microsoft.com/office/word/2010/wordprocessingInk" xmlns:wne="http://schemas.microsoft.com/office/word/2006/wordml" xmlns:wps="http://schemas.microsoft.com/office/word/2010/wordprocessingShape" mc:Ignorable="w14 w15 w16se w16cid w16 w16cex w16sdtdh wp14">
+<w:ftr xmlns:wpc="http://schemas.microsoft.com/office/word/2010/wordprocessingCanvas" xmlns:cx="http://schemas.microsoft.com/office/drawing/2014/chartex" xmlns:cx1="http://schemas.microsoft.com/office/drawing/2015/9/8/chartex" xmlns:cx2="http://schemas.microsoft.com/office/drawing/2015/10/21/chartex" xmlns:cx3="http://schemas.microsoft.com/office/drawing/2016/5/9/chartex" xmlns:cx4="http://schemas.microsoft.com/office/drawing/2016/5/10/chartex" xmlns:cx5="http://schemas.microsoft.com/office/drawing/2016/5/11/chartex" xmlns:cx6="http://schemas.microsoft.com/office/drawing/2016/5/12/chartex" xmlns:cx7="http://schemas.microsoft.com/office/drawing/2016/5/13/chartex" xmlns:cx8="http://schemas.microsoft.com/office/drawing/2016/5/14/chartex" xmlns:mc="http://schemas.openxmlformats.org/markup-compatibility/2006" xmlns:aink="http://schemas.microsoft.com/office/drawing/2016/ink" xmlns:am3d="http://schemas.microsoft.com/office/drawing/2017/model3d" xmlns:o="urn:schemas-microsoft-com:office:office" xmlns:r="http://schemas.openxmlformats.org/officeDocument/2006/relationships" xmlns:m="http://schemas.openxmlformats.org/officeDocument/2006/math" xmlns:v="urn:schemas-microsoft-com:vml" xmlns:wp14="http://schemas.microsoft.com/office/word/2010/wordprocessingDrawing" xmlns:wp="http://schemas.openxmlformats.org/drawingml/2006/wordprocessingDrawing" xmlns:w10="urn:schemas-microsoft-com:office:word" xmlns:w="http://schemas.openxmlformats.org/wordprocessingml/2006/main" xmlns:w14="http://schemas.microsoft.com/office/word/2010/wordml" xmlns:w15="http://schemas.microsoft.com/office/word/2012/wordml" xmlns:w16cid="http://schemas.microsoft.com/office/word/2016/wordml/cid" xmlns:w16se="http://schemas.microsoft.com/office/word/2015/wordml/symex" xmlns:wpg="http://schemas.microsoft.com/office/word/2010/wordprocessingGroup" xmlns:wpi="http://schemas.microsoft.com/office/word/2010/wordprocessingInk" xmlns:wne="http://schemas.microsoft.com/office/word/2006/wordml" xmlns:wps="http://schemas.microsoft.com/office/word/2010/wordprocessingShape" mc:Ignorable="w14 w15 w16se w16cid wp14">
   <w:p>
     <w:pPr>
       <w:pStyle w:val="Piedepgina"/>
@@ -9512,7 +9432,7 @@
 </file>
 
 <file path=word/footnotes.xml><?xml version="1.0" encoding="utf-8"?>
-<w:footnotes xmlns:wpc="http://schemas.microsoft.com/office/word/2010/wordprocessingCanvas" xmlns:cx="http://schemas.microsoft.com/office/drawing/2014/chartex" xmlns:cx1="http://schemas.microsoft.com/office/drawing/2015/9/8/chartex" xmlns:cx2="http://schemas.microsoft.com/office/drawing/2015/10/21/chartex" xmlns:cx3="http://schemas.microsoft.com/office/drawing/2016/5/9/chartex" xmlns:cx4="http://schemas.microsoft.com/office/drawing/2016/5/10/chartex" xmlns:cx5="http://schemas.microsoft.com/office/drawing/2016/5/11/chartex" xmlns:cx6="http://schemas.microsoft.com/office/drawing/2016/5/12/chartex" xmlns:cx7="http://schemas.microsoft.com/office/drawing/2016/5/13/chartex" xmlns:cx8="http://schemas.microsoft.com/office/drawing/2016/5/14/chartex" xmlns:mc="http://schemas.openxmlformats.org/markup-compatibility/2006" xmlns:aink="http://schemas.microsoft.com/office/drawing/2016/ink" xmlns:am3d="http://schemas.microsoft.com/office/drawing/2017/model3d" xmlns:o="urn:schemas-microsoft-com:office:office" xmlns:r="http://schemas.openxmlformats.org/officeDocument/2006/relationships" xmlns:m="http://schemas.openxmlformats.org/officeDocument/2006/math" xmlns:v="urn:schemas-microsoft-com:vml" xmlns:wp14="http://schemas.microsoft.com/office/word/2010/wordprocessingDrawing" xmlns:wp="http://schemas.openxmlformats.org/drawingml/2006/wordprocessingDrawing" xmlns:w10="urn:schemas-microsoft-com:office:word" xmlns:w="http://schemas.openxmlformats.org/wordprocessingml/2006/main" xmlns:w14="http://schemas.microsoft.com/office/word/2010/wordml" xmlns:w15="http://schemas.microsoft.com/office/word/2012/wordml" xmlns:w16cex="http://schemas.microsoft.com/office/word/2018/wordml/cex" xmlns:w16cid="http://schemas.microsoft.com/office/word/2016/wordml/cid" xmlns:w16="http://schemas.microsoft.com/office/word/2018/wordml" xmlns:w16sdtdh="http://schemas.microsoft.com/office/word/2020/wordml/sdtdatahash" xmlns:w16se="http://schemas.microsoft.com/office/word/2015/wordml/symex" xmlns:wpg="http://schemas.microsoft.com/office/word/2010/wordprocessingGroup" xmlns:wpi="http://schemas.microsoft.com/office/word/2010/wordprocessingInk" xmlns:wne="http://schemas.microsoft.com/office/word/2006/wordml" xmlns:wps="http://schemas.microsoft.com/office/word/2010/wordprocessingShape" mc:Ignorable="w14 w15 w16se w16cid w16 w16cex w16sdtdh wp14">
+<w:footnotes xmlns:wpc="http://schemas.microsoft.com/office/word/2010/wordprocessingCanvas" xmlns:cx="http://schemas.microsoft.com/office/drawing/2014/chartex" xmlns:cx1="http://schemas.microsoft.com/office/drawing/2015/9/8/chartex" xmlns:cx2="http://schemas.microsoft.com/office/drawing/2015/10/21/chartex" xmlns:cx3="http://schemas.microsoft.com/office/drawing/2016/5/9/chartex" xmlns:cx4="http://schemas.microsoft.com/office/drawing/2016/5/10/chartex" xmlns:cx5="http://schemas.microsoft.com/office/drawing/2016/5/11/chartex" xmlns:cx6="http://schemas.microsoft.com/office/drawing/2016/5/12/chartex" xmlns:cx7="http://schemas.microsoft.com/office/drawing/2016/5/13/chartex" xmlns:cx8="http://schemas.microsoft.com/office/drawing/2016/5/14/chartex" xmlns:mc="http://schemas.openxmlformats.org/markup-compatibility/2006" xmlns:aink="http://schemas.microsoft.com/office/drawing/2016/ink" xmlns:am3d="http://schemas.microsoft.com/office/drawing/2017/model3d" xmlns:o="urn:schemas-microsoft-com:office:office" xmlns:r="http://schemas.openxmlformats.org/officeDocument/2006/relationships" xmlns:m="http://schemas.openxmlformats.org/officeDocument/2006/math" xmlns:v="urn:schemas-microsoft-com:vml" xmlns:wp14="http://schemas.microsoft.com/office/word/2010/wordprocessingDrawing" xmlns:wp="http://schemas.openxmlformats.org/drawingml/2006/wordprocessingDrawing" xmlns:w10="urn:schemas-microsoft-com:office:word" xmlns:w="http://schemas.openxmlformats.org/wordprocessingml/2006/main" xmlns:w14="http://schemas.microsoft.com/office/word/2010/wordml" xmlns:w15="http://schemas.microsoft.com/office/word/2012/wordml" xmlns:w16cid="http://schemas.microsoft.com/office/word/2016/wordml/cid" xmlns:w16se="http://schemas.microsoft.com/office/word/2015/wordml/symex" xmlns:wpg="http://schemas.microsoft.com/office/word/2010/wordprocessingGroup" xmlns:wpi="http://schemas.microsoft.com/office/word/2010/wordprocessingInk" xmlns:wne="http://schemas.microsoft.com/office/word/2006/wordml" xmlns:wps="http://schemas.microsoft.com/office/word/2010/wordprocessingShape" mc:Ignorable="w14 w15 w16se w16cid wp14">
   <w:footnote w:type="separator" w:id="-1">
     <w:p>
       <w:pPr>
@@ -9537,7 +9457,7 @@
 </file>
 
 <file path=word/header1.xml><?xml version="1.0" encoding="utf-8"?>
-<w:hdr xmlns:wpc="http://schemas.microsoft.com/office/word/2010/wordprocessingCanvas" xmlns:cx="http://schemas.microsoft.com/office/drawing/2014/chartex" xmlns:cx1="http://schemas.microsoft.com/office/drawing/2015/9/8/chartex" xmlns:cx2="http://schemas.microsoft.com/office/drawing/2015/10/21/chartex" xmlns:cx3="http://schemas.microsoft.com/office/drawing/2016/5/9/chartex" xmlns:cx4="http://schemas.microsoft.com/office/drawing/2016/5/10/chartex" xmlns:cx5="http://schemas.microsoft.com/office/drawing/2016/5/11/chartex" xmlns:cx6="http://schemas.microsoft.com/office/drawing/2016/5/12/chartex" xmlns:cx7="http://schemas.microsoft.com/office/drawing/2016/5/13/chartex" xmlns:cx8="http://schemas.microsoft.com/office/drawing/2016/5/14/chartex" xmlns:mc="http://schemas.openxmlformats.org/markup-compatibility/2006" xmlns:aink="http://schemas.microsoft.com/office/drawing/2016/ink" xmlns:am3d="http://schemas.microsoft.com/office/drawing/2017/model3d" xmlns:o="urn:schemas-microsoft-com:office:office" xmlns:r="http://schemas.openxmlformats.org/officeDocument/2006/relationships" xmlns:m="http://schemas.openxmlformats.org/officeDocument/2006/math" xmlns:v="urn:schemas-microsoft-com:vml" xmlns:wp14="http://schemas.microsoft.com/office/word/2010/wordprocessingDrawing" xmlns:wp="http://schemas.openxmlformats.org/drawingml/2006/wordprocessingDrawing" xmlns:w10="urn:schemas-microsoft-com:office:word" xmlns:w="http://schemas.openxmlformats.org/wordprocessingml/2006/main" xmlns:w14="http://schemas.microsoft.com/office/word/2010/wordml" xmlns:w15="http://schemas.microsoft.com/office/word/2012/wordml" xmlns:w16cex="http://schemas.microsoft.com/office/word/2018/wordml/cex" xmlns:w16cid="http://schemas.microsoft.com/office/word/2016/wordml/cid" xmlns:w16="http://schemas.microsoft.com/office/word/2018/wordml" xmlns:w16sdtdh="http://schemas.microsoft.com/office/word/2020/wordml/sdtdatahash" xmlns:w16se="http://schemas.microsoft.com/office/word/2015/wordml/symex" xmlns:wpg="http://schemas.microsoft.com/office/word/2010/wordprocessingGroup" xmlns:wpi="http://schemas.microsoft.com/office/word/2010/wordprocessingInk" xmlns:wne="http://schemas.microsoft.com/office/word/2006/wordml" xmlns:wps="http://schemas.microsoft.com/office/word/2010/wordprocessingShape" mc:Ignorable="w14 w15 w16se w16cid w16 w16cex w16sdtdh wp14">
+<w:hdr xmlns:wpc="http://schemas.microsoft.com/office/word/2010/wordprocessingCanvas" xmlns:cx="http://schemas.microsoft.com/office/drawing/2014/chartex" xmlns:cx1="http://schemas.microsoft.com/office/drawing/2015/9/8/chartex" xmlns:cx2="http://schemas.microsoft.com/office/drawing/2015/10/21/chartex" xmlns:cx3="http://schemas.microsoft.com/office/drawing/2016/5/9/chartex" xmlns:cx4="http://schemas.microsoft.com/office/drawing/2016/5/10/chartex" xmlns:cx5="http://schemas.microsoft.com/office/drawing/2016/5/11/chartex" xmlns:cx6="http://schemas.microsoft.com/office/drawing/2016/5/12/chartex" xmlns:cx7="http://schemas.microsoft.com/office/drawing/2016/5/13/chartex" xmlns:cx8="http://schemas.microsoft.com/office/drawing/2016/5/14/chartex" xmlns:mc="http://schemas.openxmlformats.org/markup-compatibility/2006" xmlns:aink="http://schemas.microsoft.com/office/drawing/2016/ink" xmlns:am3d="http://schemas.microsoft.com/office/drawing/2017/model3d" xmlns:o="urn:schemas-microsoft-com:office:office" xmlns:r="http://schemas.openxmlformats.org/officeDocument/2006/relationships" xmlns:m="http://schemas.openxmlformats.org/officeDocument/2006/math" xmlns:v="urn:schemas-microsoft-com:vml" xmlns:wp14="http://schemas.microsoft.com/office/word/2010/wordprocessingDrawing" xmlns:wp="http://schemas.openxmlformats.org/drawingml/2006/wordprocessingDrawing" xmlns:w10="urn:schemas-microsoft-com:office:word" xmlns:w="http://schemas.openxmlformats.org/wordprocessingml/2006/main" xmlns:w14="http://schemas.microsoft.com/office/word/2010/wordml" xmlns:w15="http://schemas.microsoft.com/office/word/2012/wordml" xmlns:w16cid="http://schemas.microsoft.com/office/word/2016/wordml/cid" xmlns:w16se="http://schemas.microsoft.com/office/word/2015/wordml/symex" xmlns:wpg="http://schemas.microsoft.com/office/word/2010/wordprocessingGroup" xmlns:wpi="http://schemas.microsoft.com/office/word/2010/wordprocessingInk" xmlns:wne="http://schemas.microsoft.com/office/word/2006/wordml" xmlns:wps="http://schemas.microsoft.com/office/word/2010/wordprocessingShape" mc:Ignorable="w14 w15 w16se w16cid wp14">
   <w:p>
     <w:pPr>
       <w:pStyle w:val="Encabezado"/>
@@ -9609,7 +9529,7 @@
 </file>
 
 <file path=word/numbering.xml><?xml version="1.0" encoding="utf-8"?>
-<w:numbering xmlns:wpc="http://schemas.microsoft.com/office/word/2010/wordprocessingCanvas" xmlns:cx="http://schemas.microsoft.com/office/drawing/2014/chartex" xmlns:cx1="http://schemas.microsoft.com/office/drawing/2015/9/8/chartex" xmlns:cx2="http://schemas.microsoft.com/office/drawing/2015/10/21/chartex" xmlns:cx3="http://schemas.microsoft.com/office/drawing/2016/5/9/chartex" xmlns:cx4="http://schemas.microsoft.com/office/drawing/2016/5/10/chartex" xmlns:cx5="http://schemas.microsoft.com/office/drawing/2016/5/11/chartex" xmlns:cx6="http://schemas.microsoft.com/office/drawing/2016/5/12/chartex" xmlns:cx7="http://schemas.microsoft.com/office/drawing/2016/5/13/chartex" xmlns:cx8="http://schemas.microsoft.com/office/drawing/2016/5/14/chartex" xmlns:mc="http://schemas.openxmlformats.org/markup-compatibility/2006" xmlns:aink="http://schemas.microsoft.com/office/drawing/2016/ink" xmlns:am3d="http://schemas.microsoft.com/office/drawing/2017/model3d" xmlns:o="urn:schemas-microsoft-com:office:office" xmlns:r="http://schemas.openxmlformats.org/officeDocument/2006/relationships" xmlns:m="http://schemas.openxmlformats.org/officeDocument/2006/math" xmlns:v="urn:schemas-microsoft-com:vml" xmlns:wp14="http://schemas.microsoft.com/office/word/2010/wordprocessingDrawing" xmlns:wp="http://schemas.openxmlformats.org/drawingml/2006/wordprocessingDrawing" xmlns:w10="urn:schemas-microsoft-com:office:word" xmlns:w="http://schemas.openxmlformats.org/wordprocessingml/2006/main" xmlns:w14="http://schemas.microsoft.com/office/word/2010/wordml" xmlns:w15="http://schemas.microsoft.com/office/word/2012/wordml" xmlns:w16cex="http://schemas.microsoft.com/office/word/2018/wordml/cex" xmlns:w16cid="http://schemas.microsoft.com/office/word/2016/wordml/cid" xmlns:w16="http://schemas.microsoft.com/office/word/2018/wordml" xmlns:w16sdtdh="http://schemas.microsoft.com/office/word/2020/wordml/sdtdatahash" xmlns:w16se="http://schemas.microsoft.com/office/word/2015/wordml/symex" xmlns:wpg="http://schemas.microsoft.com/office/word/2010/wordprocessingGroup" xmlns:wpi="http://schemas.microsoft.com/office/word/2010/wordprocessingInk" xmlns:wne="http://schemas.microsoft.com/office/word/2006/wordml" xmlns:wps="http://schemas.microsoft.com/office/word/2010/wordprocessingShape" mc:Ignorable="w14 w15 w16se w16cid w16 w16cex w16sdtdh wp14">
+<w:numbering xmlns:wpc="http://schemas.microsoft.com/office/word/2010/wordprocessingCanvas" xmlns:cx="http://schemas.microsoft.com/office/drawing/2014/chartex" xmlns:cx1="http://schemas.microsoft.com/office/drawing/2015/9/8/chartex" xmlns:cx2="http://schemas.microsoft.com/office/drawing/2015/10/21/chartex" xmlns:cx3="http://schemas.microsoft.com/office/drawing/2016/5/9/chartex" xmlns:cx4="http://schemas.microsoft.com/office/drawing/2016/5/10/chartex" xmlns:cx5="http://schemas.microsoft.com/office/drawing/2016/5/11/chartex" xmlns:cx6="http://schemas.microsoft.com/office/drawing/2016/5/12/chartex" xmlns:cx7="http://schemas.microsoft.com/office/drawing/2016/5/13/chartex" xmlns:cx8="http://schemas.microsoft.com/office/drawing/2016/5/14/chartex" xmlns:mc="http://schemas.openxmlformats.org/markup-compatibility/2006" xmlns:aink="http://schemas.microsoft.com/office/drawing/2016/ink" xmlns:am3d="http://schemas.microsoft.com/office/drawing/2017/model3d" xmlns:o="urn:schemas-microsoft-com:office:office" xmlns:r="http://schemas.openxmlformats.org/officeDocument/2006/relationships" xmlns:m="http://schemas.openxmlformats.org/officeDocument/2006/math" xmlns:v="urn:schemas-microsoft-com:vml" xmlns:wp14="http://schemas.microsoft.com/office/word/2010/wordprocessingDrawing" xmlns:wp="http://schemas.openxmlformats.org/drawingml/2006/wordprocessingDrawing" xmlns:w10="urn:schemas-microsoft-com:office:word" xmlns:w="http://schemas.openxmlformats.org/wordprocessingml/2006/main" xmlns:w14="http://schemas.microsoft.com/office/word/2010/wordml" xmlns:w15="http://schemas.microsoft.com/office/word/2012/wordml" xmlns:w16cid="http://schemas.microsoft.com/office/word/2016/wordml/cid" xmlns:w16se="http://schemas.microsoft.com/office/word/2015/wordml/symex" xmlns:wpg="http://schemas.microsoft.com/office/word/2010/wordprocessingGroup" xmlns:wpi="http://schemas.microsoft.com/office/word/2010/wordprocessingInk" xmlns:wne="http://schemas.microsoft.com/office/word/2006/wordml" xmlns:wps="http://schemas.microsoft.com/office/word/2010/wordprocessingShape" mc:Ignorable="w14 w15 w16se w16cid wp14">
   <w:abstractNum w:abstractNumId="0" w15:restartNumberingAfterBreak="0">
     <w:nsid w:val="FFFFFF89"/>
     <w:multiLevelType w:val="singleLevel"/>
@@ -11865,8 +11785,8 @@
   <w:abstractNum w:abstractNumId="22" w15:restartNumberingAfterBreak="0">
     <w:nsid w:val="743558E5"/>
     <w:multiLevelType w:val="hybridMultilevel"/>
-    <w:tmpl w:val="8DA0A2FA"/>
-    <w:lvl w:ilvl="0" w:tplc="DF9851B2">
+    <w:tmpl w:val="F6AE1BA6"/>
+    <w:lvl w:ilvl="0" w:tplc="0B04F2AA">
       <w:start w:val="1"/>
       <w:numFmt w:val="decimal"/>
       <w:pStyle w:val="Figura"/>
@@ -12207,16 +12127,8 @@
 </w:numbering>
 </file>
 
-<file path=word/people.xml><?xml version="1.0" encoding="utf-8"?>
-<w15:people xmlns:wpc="http://schemas.microsoft.com/office/word/2010/wordprocessingCanvas" xmlns:cx="http://schemas.microsoft.com/office/drawing/2014/chartex" xmlns:cx1="http://schemas.microsoft.com/office/drawing/2015/9/8/chartex" xmlns:cx2="http://schemas.microsoft.com/office/drawing/2015/10/21/chartex" xmlns:cx3="http://schemas.microsoft.com/office/drawing/2016/5/9/chartex" xmlns:cx4="http://schemas.microsoft.com/office/drawing/2016/5/10/chartex" xmlns:cx5="http://schemas.microsoft.com/office/drawing/2016/5/11/chartex" xmlns:cx6="http://schemas.microsoft.com/office/drawing/2016/5/12/chartex" xmlns:cx7="http://schemas.microsoft.com/office/drawing/2016/5/13/chartex" xmlns:cx8="http://schemas.microsoft.com/office/drawing/2016/5/14/chartex" xmlns:mc="http://schemas.openxmlformats.org/markup-compatibility/2006" xmlns:aink="http://schemas.microsoft.com/office/drawing/2016/ink" xmlns:am3d="http://schemas.microsoft.com/office/drawing/2017/model3d" xmlns:o="urn:schemas-microsoft-com:office:office" xmlns:r="http://schemas.openxmlformats.org/officeDocument/2006/relationships" xmlns:m="http://schemas.openxmlformats.org/officeDocument/2006/math" xmlns:v="urn:schemas-microsoft-com:vml" xmlns:wp14="http://schemas.microsoft.com/office/word/2010/wordprocessingDrawing" xmlns:wp="http://schemas.openxmlformats.org/drawingml/2006/wordprocessingDrawing" xmlns:w10="urn:schemas-microsoft-com:office:word" xmlns:w="http://schemas.openxmlformats.org/wordprocessingml/2006/main" xmlns:w14="http://schemas.microsoft.com/office/word/2010/wordml" xmlns:w15="http://schemas.microsoft.com/office/word/2012/wordml" xmlns:w16cex="http://schemas.microsoft.com/office/word/2018/wordml/cex" xmlns:w16cid="http://schemas.microsoft.com/office/word/2016/wordml/cid" xmlns:w16="http://schemas.microsoft.com/office/word/2018/wordml" xmlns:w16sdtdh="http://schemas.microsoft.com/office/word/2020/wordml/sdtdatahash" xmlns:w16se="http://schemas.microsoft.com/office/word/2015/wordml/symex" xmlns:wpg="http://schemas.microsoft.com/office/word/2010/wordprocessingGroup" xmlns:wpi="http://schemas.microsoft.com/office/word/2010/wordprocessingInk" xmlns:wne="http://schemas.microsoft.com/office/word/2006/wordml" xmlns:wps="http://schemas.microsoft.com/office/word/2010/wordprocessingShape" mc:Ignorable="w14 w15 w16se w16cid w16 w16cex w16sdtdh wp14">
-  <w15:person w15:author="Jorge Bustos Gómez">
-    <w15:presenceInfo w15:providerId="Windows Live" w15:userId="10b2efc64ae7ffe8"/>
-  </w15:person>
-</w15:people>
-</file>
-
 <file path=word/styles.xml><?xml version="1.0" encoding="utf-8"?>
-<w:styles xmlns:mc="http://schemas.openxmlformats.org/markup-compatibility/2006" xmlns:r="http://schemas.openxmlformats.org/officeDocument/2006/relationships" xmlns:w="http://schemas.openxmlformats.org/wordprocessingml/2006/main" xmlns:w14="http://schemas.microsoft.com/office/word/2010/wordml" xmlns:w15="http://schemas.microsoft.com/office/word/2012/wordml" xmlns:w16cex="http://schemas.microsoft.com/office/word/2018/wordml/cex" xmlns:w16cid="http://schemas.microsoft.com/office/word/2016/wordml/cid" xmlns:w16="http://schemas.microsoft.com/office/word/2018/wordml" xmlns:w16sdtdh="http://schemas.microsoft.com/office/word/2020/wordml/sdtdatahash" xmlns:w16se="http://schemas.microsoft.com/office/word/2015/wordml/symex" mc:Ignorable="w14 w15 w16se w16cid w16 w16cex w16sdtdh">
+<w:styles xmlns:mc="http://schemas.openxmlformats.org/markup-compatibility/2006" xmlns:r="http://schemas.openxmlformats.org/officeDocument/2006/relationships" xmlns:w="http://schemas.openxmlformats.org/wordprocessingml/2006/main" xmlns:w14="http://schemas.microsoft.com/office/word/2010/wordml" xmlns:w15="http://schemas.microsoft.com/office/word/2012/wordml" xmlns:w16cid="http://schemas.microsoft.com/office/word/2016/wordml/cid" xmlns:w16se="http://schemas.microsoft.com/office/word/2015/wordml/symex" mc:Ignorable="w14 w15 w16se w16cid">
   <w:docDefaults>
     <w:rPrDefault>
       <w:rPr>
@@ -12226,7 +12138,7 @@
     </w:rPrDefault>
     <w:pPrDefault/>
   </w:docDefaults>
-  <w:latentStyles w:defLockedState="0" w:defUIPriority="99" w:defSemiHidden="0" w:defUnhideWhenUsed="0" w:defQFormat="0" w:count="376">
+  <w:latentStyles w:defLockedState="0" w:defUIPriority="99" w:defSemiHidden="0" w:defUnhideWhenUsed="0" w:defQFormat="0" w:count="375">
     <w:lsdException w:name="Normal" w:uiPriority="0" w:qFormat="1"/>
     <w:lsdException w:name="heading 1" w:uiPriority="9" w:qFormat="1"/>
     <w:lsdException w:name="heading 2" w:semiHidden="1" w:uiPriority="9" w:unhideWhenUsed="1" w:qFormat="1"/>
@@ -12332,6 +12244,7 @@
     <w:lsdException w:name="HTML Sample" w:semiHidden="1" w:unhideWhenUsed="1"/>
     <w:lsdException w:name="HTML Typewriter" w:semiHidden="1" w:unhideWhenUsed="1"/>
     <w:lsdException w:name="HTML Variable" w:semiHidden="1" w:unhideWhenUsed="1"/>
+    <w:lsdException w:name="Normal Table" w:semiHidden="1" w:unhideWhenUsed="1"/>
     <w:lsdException w:name="annotation subject" w:semiHidden="1" w:unhideWhenUsed="1"/>
     <w:lsdException w:name="No List" w:semiHidden="1" w:unhideWhenUsed="1"/>
     <w:lsdException w:name="Outline List 1" w:semiHidden="1" w:unhideWhenUsed="1"/>
@@ -12378,8 +12291,10 @@
     <w:lsdException w:name="Table Subtle 2" w:semiHidden="1" w:unhideWhenUsed="1"/>
     <w:lsdException w:name="Table Web 1" w:semiHidden="1" w:unhideWhenUsed="1"/>
     <w:lsdException w:name="Table Web 2" w:semiHidden="1" w:unhideWhenUsed="1"/>
+    <w:lsdException w:name="Table Web 3" w:semiHidden="1" w:unhideWhenUsed="1"/>
     <w:lsdException w:name="Balloon Text" w:semiHidden="1" w:unhideWhenUsed="1"/>
     <w:lsdException w:name="Table Grid" w:uiPriority="39"/>
+    <w:lsdException w:name="Table Theme" w:semiHidden="1" w:unhideWhenUsed="1"/>
     <w:lsdException w:name="Placeholder Text" w:semiHidden="1"/>
     <w:lsdException w:name="No Spacing" w:uiPriority="1" w:qFormat="1"/>
     <w:lsdException w:name="Light Shading" w:uiPriority="60"/>
@@ -12599,7 +12514,6 @@
     <w:lsdException w:name="Smart Hyperlink" w:semiHidden="1" w:unhideWhenUsed="1"/>
     <w:lsdException w:name="Hashtag" w:semiHidden="1" w:unhideWhenUsed="1"/>
     <w:lsdException w:name="Unresolved Mention" w:semiHidden="1" w:unhideWhenUsed="1"/>
-    <w:lsdException w:name="Smart Link" w:semiHidden="1" w:unhideWhenUsed="1"/>
   </w:latentStyles>
   <w:style w:type="paragraph" w:default="1" w:styleId="Normal">
     <w:name w:val="Normal"/>
@@ -12952,7 +12866,7 @@
     <w:link w:val="FiguraCar"/>
     <w:autoRedefine/>
     <w:qFormat/>
-    <w:rsid w:val="003D4C02"/>
+    <w:rsid w:val="00213B2D"/>
     <w:pPr>
       <w:numPr>
         <w:numId w:val="6"/>
@@ -12960,7 +12874,6 @@
       <w:tabs>
         <w:tab w:val="left" w:pos="1134"/>
       </w:tabs>
-      <w:jc w:val="center"/>
     </w:pPr>
     <w:rPr>
       <w:rFonts w:cs="Times New Roman (Cuerpo en alfa"/>
@@ -12975,7 +12888,7 @@
     <w:name w:val="Figura Car"/>
     <w:basedOn w:val="Fuentedeprrafopredeter"/>
     <w:link w:val="Figura"/>
-    <w:rsid w:val="003D4C02"/>
+    <w:rsid w:val="00213B2D"/>
     <w:rPr>
       <w:rFonts w:cs="Times New Roman (Cuerpo en alfa"/>
       <w:b/>
@@ -13623,74 +13536,6 @@
     <w:basedOn w:val="Fuentedeprrafopredeter"/>
     <w:rsid w:val="00DC0A1F"/>
   </w:style>
-  <w:style w:type="character" w:styleId="Refdecomentario">
-    <w:name w:val="annotation reference"/>
-    <w:basedOn w:val="Fuentedeprrafopredeter"/>
-    <w:uiPriority w:val="99"/>
-    <w:semiHidden/>
-    <w:unhideWhenUsed/>
-    <w:rsid w:val="00896AEB"/>
-    <w:rPr>
-      <w:sz w:val="16"/>
-      <w:szCs w:val="16"/>
-    </w:rPr>
-  </w:style>
-  <w:style w:type="paragraph" w:styleId="Textocomentario">
-    <w:name w:val="annotation text"/>
-    <w:basedOn w:val="Normal"/>
-    <w:link w:val="TextocomentarioCar"/>
-    <w:uiPriority w:val="99"/>
-    <w:semiHidden/>
-    <w:unhideWhenUsed/>
-    <w:rsid w:val="00896AEB"/>
-    <w:pPr>
-      <w:spacing w:line="240" w:lineRule="auto"/>
-    </w:pPr>
-    <w:rPr>
-      <w:sz w:val="20"/>
-      <w:szCs w:val="20"/>
-    </w:rPr>
-  </w:style>
-  <w:style w:type="character" w:customStyle="1" w:styleId="TextocomentarioCar">
-    <w:name w:val="Texto comentario Car"/>
-    <w:basedOn w:val="Fuentedeprrafopredeter"/>
-    <w:link w:val="Textocomentario"/>
-    <w:uiPriority w:val="99"/>
-    <w:semiHidden/>
-    <w:rsid w:val="00896AEB"/>
-    <w:rPr>
-      <w:kern w:val="2"/>
-      <w:lang w:eastAsia="en-US"/>
-    </w:rPr>
-  </w:style>
-  <w:style w:type="paragraph" w:styleId="Asuntodelcomentario">
-    <w:name w:val="annotation subject"/>
-    <w:basedOn w:val="Textocomentario"/>
-    <w:next w:val="Textocomentario"/>
-    <w:link w:val="AsuntodelcomentarioCar"/>
-    <w:uiPriority w:val="99"/>
-    <w:semiHidden/>
-    <w:unhideWhenUsed/>
-    <w:rsid w:val="00896AEB"/>
-    <w:rPr>
-      <w:b/>
-      <w:bCs/>
-    </w:rPr>
-  </w:style>
-  <w:style w:type="character" w:customStyle="1" w:styleId="AsuntodelcomentarioCar">
-    <w:name w:val="Asunto del comentario Car"/>
-    <w:basedOn w:val="TextocomentarioCar"/>
-    <w:link w:val="Asuntodelcomentario"/>
-    <w:uiPriority w:val="99"/>
-    <w:semiHidden/>
-    <w:rsid w:val="00896AEB"/>
-    <w:rPr>
-      <w:b/>
-      <w:bCs/>
-      <w:kern w:val="2"/>
-      <w:lang w:eastAsia="en-US"/>
-    </w:rPr>
-  </w:style>
 </w:styles>
 </file>
 
@@ -13990,12 +13835,7 @@
 </file>
 
 <file path=customXml/item1.xml><?xml version="1.0" encoding="utf-8"?>
-<?mso-contentType ?>
-<FormTemplates xmlns="http://schemas.microsoft.com/sharepoint/v3/contenttype/forms">
-  <Display>DocumentLibraryForm</Display>
-  <Edit>DocumentLibraryForm</Edit>
-  <New>DocumentLibraryForm</New>
-</FormTemplates>
+<b:Sources xmlns:b="http://schemas.openxmlformats.org/officeDocument/2006/bibliography" xmlns="http://schemas.openxmlformats.org/officeDocument/2006/bibliography" SelectedStyle="\APASixthEditionOfficeOnline.xsl" StyleName="APA" Version="6"/>
 </file>
 
 <file path=customXml/item2.xml><?xml version="1.0" encoding="utf-8"?>
@@ -14234,7 +14074,12 @@
 </file>
 
 <file path=customXml/item3.xml><?xml version="1.0" encoding="utf-8"?>
-<b:Sources xmlns:b="http://schemas.openxmlformats.org/officeDocument/2006/bibliography" xmlns="http://schemas.openxmlformats.org/officeDocument/2006/bibliography" SelectedStyle="\APASixthEditionOfficeOnline.xsl" StyleName="APA" Version="6"/>
+<?mso-contentType ?>
+<FormTemplates xmlns="http://schemas.microsoft.com/sharepoint/v3/contenttype/forms">
+  <Display>DocumentLibraryForm</Display>
+  <Edit>DocumentLibraryForm</Edit>
+  <New>DocumentLibraryForm</New>
+</FormTemplates>
 </file>
 
 <file path=customXml/item4.xml><?xml version="1.0" encoding="utf-8"?>
@@ -14249,47 +14094,21 @@
 </file>
 
 <file path=customXml/itemProps1.xml><?xml version="1.0" encoding="utf-8"?>
-<ds:datastoreItem xmlns:ds="http://schemas.openxmlformats.org/officeDocument/2006/customXml" ds:itemID="{30AE6259-64B5-46A4-909D-91A177F7EF3F}">
-  <ds:schemaRefs>
-    <ds:schemaRef ds:uri="http://schemas.microsoft.com/sharepoint/v3/contenttype/forms"/>
-  </ds:schemaRefs>
-</ds:datastoreItem>
-</file>
-
-<file path=customXml/itemProps2.xml><?xml version="1.0" encoding="utf-8"?>
-<ds:datastoreItem xmlns:ds="http://schemas.openxmlformats.org/officeDocument/2006/customXml" ds:itemID="{28BF0038-95AC-431D-B885-FAA37C93E903}">
-  <ds:schemaRefs>
-    <ds:schemaRef ds:uri="http://schemas.microsoft.com/office/2006/metadata/contentType"/>
-    <ds:schemaRef ds:uri="http://schemas.microsoft.com/office/2006/metadata/properties/metaAttributes"/>
-    <ds:schemaRef ds:uri="http://www.w3.org/2001/XMLSchema"/>
-    <ds:schemaRef ds:uri="http://schemas.microsoft.com/office/2006/metadata/properties"/>
-    <ds:schemaRef ds:uri="13c90a0b-73bc-4dc0-be5f-28d77b615beb"/>
-    <ds:schemaRef ds:uri="13c93bba-48ce-428c-bfe5-88b42c19b028"/>
-    <ds:schemaRef ds:uri="http://schemas.microsoft.com/office/2006/documentManagement/types"/>
-    <ds:schemaRef ds:uri="http://schemas.microsoft.com/office/infopath/2007/PartnerControls"/>
-    <ds:schemaRef ds:uri="http://schemas.openxmlformats.org/package/2006/metadata/core-properties"/>
-    <ds:schemaRef ds:uri="http://purl.org/dc/elements/1.1/"/>
-    <ds:schemaRef ds:uri="http://purl.org/dc/terms/"/>
-    <ds:schemaRef ds:uri="http://schemas.microsoft.com/internal/obd"/>
-  </ds:schemaRefs>
-</ds:datastoreItem>
-</file>
-
-<file path=customXml/itemProps3.xml><?xml version="1.0" encoding="utf-8"?>
-<ds:datastoreItem xmlns:ds="http://schemas.openxmlformats.org/officeDocument/2006/customXml" ds:itemID="{F05EC518-4666-48B8-AE4C-5BE137BFE035}">
+<ds:datastoreItem xmlns:ds="http://schemas.openxmlformats.org/officeDocument/2006/customXml" ds:itemID="{5DFCC7AD-FC87-43C9-937E-646A9341C545}">
   <ds:schemaRefs>
     <ds:schemaRef ds:uri="http://schemas.openxmlformats.org/officeDocument/2006/bibliography"/>
   </ds:schemaRefs>
 </ds:datastoreItem>
 </file>
 
+<file path=customXml/itemProps2.xml><?xml version="1.0" encoding="utf-8"?>
+<ds:datastoreItem xmlns:ds="http://schemas.openxmlformats.org/officeDocument/2006/customXml" ds:itemID="{797C4624-4424-4275-835C-2921CC37663A}"/>
+</file>
+
+<file path=customXml/itemProps3.xml><?xml version="1.0" encoding="utf-8"?>
+<ds:datastoreItem xmlns:ds="http://schemas.openxmlformats.org/officeDocument/2006/customXml" ds:itemID="{EECDA65A-411F-4D23-8253-83116CF63642}"/>
+</file>
+
 <file path=customXml/itemProps4.xml><?xml version="1.0" encoding="utf-8"?>
-<ds:datastoreItem xmlns:ds="http://schemas.openxmlformats.org/officeDocument/2006/customXml" ds:itemID="{93AAFA34-F4C9-4E99-B2D1-BA5F1C06236A}">
-  <ds:schemaRefs>
-    <ds:schemaRef ds:uri="http://schemas.microsoft.com/office/2006/metadata/properties"/>
-    <ds:schemaRef ds:uri="http://schemas.microsoft.com/office/infopath/2007/PartnerControls"/>
-    <ds:schemaRef ds:uri="13c90a0b-73bc-4dc0-be5f-28d77b615beb"/>
-    <ds:schemaRef ds:uri="13c93bba-48ce-428c-bfe5-88b42c19b028"/>
-  </ds:schemaRefs>
-</ds:datastoreItem>
+<ds:datastoreItem xmlns:ds="http://schemas.openxmlformats.org/officeDocument/2006/customXml" ds:itemID="{71C2E852-6344-4367-8D90-829EA267A258}"/>
 </file>
--- a/fuentes/CFA2_22846_DU.docx
+++ b/fuentes/CFA2_22846_DU.docx
@@ -213,9 +213,9 @@
               </wp:anchor>
             </w:drawing>
           </mc:Choice>
-          <mc:Fallback xmlns:w16cex="http://schemas.microsoft.com/office/word/2018/wordml/cex" xmlns:w16="http://schemas.microsoft.com/office/word/2018/wordml" xmlns:w16sdtdh="http://schemas.microsoft.com/office/word/2020/wordml/sdtdatahash">
+          <mc:Fallback>
             <w:pict>
-              <v:rect w14:anchorId="5C6229C9" id="Rectángulo 4" o:spid="_x0000_s1026" style="position:absolute;margin-left:-55.7pt;margin-top:29pt;width:613.85pt;height:204pt;z-index:-251659776;visibility:visible;mso-wrap-style:square;mso-width-percent:0;mso-height-percent:0;mso-wrap-distance-left:9pt;mso-wrap-distance-top:0;mso-wrap-distance-right:9pt;mso-wrap-distance-bottom:0;mso-position-horizontal:absolute;mso-position-horizontal-relative:text;mso-position-vertical:absolute;mso-position-vertical-relative:text;mso-width-percent:0;mso-height-percent:0;mso-width-relative:page;mso-height-relative:margin;v-text-anchor:middle" o:gfxdata="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" fillcolor="#00314d" stroked="f" strokeweight="1pt"/>
+              <v:rect w14:anchorId="4AD28197" id="Rectángulo 4" o:spid="_x0000_s1026" style="position:absolute;margin-left:-55.7pt;margin-top:29pt;width:613.85pt;height:204pt;z-index:-251659776;visibility:visible;mso-wrap-style:square;mso-width-percent:0;mso-height-percent:0;mso-wrap-distance-left:9pt;mso-wrap-distance-top:0;mso-wrap-distance-right:9pt;mso-wrap-distance-bottom:0;mso-position-horizontal:absolute;mso-position-horizontal-relative:text;mso-position-vertical:absolute;mso-position-vertical-relative:text;mso-width-percent:0;mso-height-percent:0;mso-width-relative:page;mso-height-relative:margin;v-text-anchor:middle" o:gfxdata="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" fillcolor="#00314d" stroked="f" strokeweight="1pt"/>
             </w:pict>
           </mc:Fallback>
         </mc:AlternateContent>
@@ -4227,8 +4227,6 @@
       <w:pPr>
         <w:pStyle w:val="Figura"/>
       </w:pPr>
-      <w:bookmarkStart w:id="8" w:name="_GoBack"/>
-      <w:bookmarkEnd w:id="8"/>
       <w:r>
         <w:lastRenderedPageBreak/>
         <w:t>Descomposición funcional</w:t>
@@ -4435,7 +4433,7 @@
       <w:pPr>
         <w:pStyle w:val="Ttulo1"/>
       </w:pPr>
-      <w:bookmarkStart w:id="9" w:name="_Toc227848262"/>
+      <w:bookmarkStart w:id="8" w:name="_Toc227848262"/>
       <w:r>
         <w:lastRenderedPageBreak/>
         <w:t xml:space="preserve">Especificación de requisitos de </w:t>
@@ -4446,7 +4444,7 @@
         </w:rPr>
         <w:t>software</w:t>
       </w:r>
-      <w:bookmarkEnd w:id="9"/>
+      <w:bookmarkEnd w:id="8"/>
     </w:p>
     <w:p>
       <w:r>
@@ -4523,18 +4521,18 @@
           <w:lang w:eastAsia="es-CO"/>
         </w:rPr>
       </w:pPr>
-      <w:bookmarkStart w:id="10" w:name="_Toc227848263"/>
+      <w:bookmarkStart w:id="9" w:name="_Toc227848263"/>
+      <w:bookmarkEnd w:id="9"/>
+    </w:p>
+    <w:p>
+      <w:pPr>
+        <w:pStyle w:val="Ttulo2"/>
+      </w:pPr>
+      <w:bookmarkStart w:id="10" w:name="_Toc227848264"/>
+      <w:r>
+        <w:t>Estándares internacionales para la especificación de requisitos</w:t>
+      </w:r>
       <w:bookmarkEnd w:id="10"/>
-    </w:p>
-    <w:p>
-      <w:pPr>
-        <w:pStyle w:val="Ttulo2"/>
-      </w:pPr>
-      <w:bookmarkStart w:id="11" w:name="_Toc227848264"/>
-      <w:r>
-        <w:t>Estándares internacionales para la especificación de requisitos</w:t>
-      </w:r>
-      <w:bookmarkEnd w:id="11"/>
     </w:p>
     <w:p>
       <w:r>
@@ -4615,7 +4613,7 @@
       <w:pPr>
         <w:pStyle w:val="Ttulo2"/>
       </w:pPr>
-      <w:bookmarkStart w:id="12" w:name="_Toc227848265"/>
+      <w:bookmarkStart w:id="11" w:name="_Toc227848265"/>
       <w:r>
         <w:lastRenderedPageBreak/>
         <w:t xml:space="preserve">Plantillas ERS (Especificación de Requisitos del </w:t>
@@ -4629,7 +4627,7 @@
       <w:r>
         <w:t>)</w:t>
       </w:r>
-      <w:bookmarkEnd w:id="12"/>
+      <w:bookmarkEnd w:id="11"/>
     </w:p>
     <w:p>
       <w:r>
@@ -4932,11 +4930,11 @@
       <w:pPr>
         <w:pStyle w:val="Ttulo2"/>
       </w:pPr>
-      <w:bookmarkStart w:id="13" w:name="_Toc227848266"/>
+      <w:bookmarkStart w:id="12" w:name="_Toc227848266"/>
       <w:r>
         <w:t>Técnicas de documentación de requisitos en proyectos tradicionales</w:t>
       </w:r>
-      <w:bookmarkEnd w:id="13"/>
+      <w:bookmarkEnd w:id="12"/>
     </w:p>
     <w:p>
       <w:r>
@@ -5131,12 +5129,12 @@
       <w:pPr>
         <w:pStyle w:val="Ttulo2"/>
       </w:pPr>
-      <w:bookmarkStart w:id="14" w:name="_Toc227848267"/>
+      <w:bookmarkStart w:id="13" w:name="_Toc227848267"/>
       <w:r>
         <w:lastRenderedPageBreak/>
         <w:t>Técnicas de documentación de requisitos en proyectos ágiles</w:t>
       </w:r>
-      <w:bookmarkEnd w:id="14"/>
+      <w:bookmarkEnd w:id="13"/>
     </w:p>
     <w:p>
       <w:r>
@@ -5322,7 +5320,7 @@
       <w:pPr>
         <w:pStyle w:val="Ttulo1"/>
       </w:pPr>
-      <w:bookmarkStart w:id="15" w:name="_Toc227848268"/>
+      <w:bookmarkStart w:id="14" w:name="_Toc227848268"/>
       <w:r>
         <w:lastRenderedPageBreak/>
         <w:t xml:space="preserve">Validación de requisitos de </w:t>
@@ -5333,7 +5331,7 @@
         </w:rPr>
         <w:t>software</w:t>
       </w:r>
-      <w:bookmarkEnd w:id="15"/>
+      <w:bookmarkEnd w:id="14"/>
     </w:p>
     <w:p>
       <w:r>
@@ -5416,18 +5414,18 @@
           <w:lang w:eastAsia="es-CO"/>
         </w:rPr>
       </w:pPr>
-      <w:bookmarkStart w:id="16" w:name="_Toc227848269"/>
+      <w:bookmarkStart w:id="15" w:name="_Toc227848269"/>
+      <w:bookmarkEnd w:id="15"/>
+    </w:p>
+    <w:p>
+      <w:pPr>
+        <w:pStyle w:val="Ttulo2"/>
+      </w:pPr>
+      <w:bookmarkStart w:id="16" w:name="_Toc227848270"/>
+      <w:r>
+        <w:t>Criterios de validación de requisitos</w:t>
+      </w:r>
       <w:bookmarkEnd w:id="16"/>
-    </w:p>
-    <w:p>
-      <w:pPr>
-        <w:pStyle w:val="Ttulo2"/>
-      </w:pPr>
-      <w:bookmarkStart w:id="17" w:name="_Toc227848270"/>
-      <w:r>
-        <w:t>Criterios de validación de requisitos</w:t>
-      </w:r>
-      <w:bookmarkEnd w:id="17"/>
     </w:p>
     <w:p>
       <w:r>
@@ -5673,11 +5671,11 @@
       <w:pPr>
         <w:pStyle w:val="Ttulo2"/>
       </w:pPr>
-      <w:bookmarkStart w:id="18" w:name="_Toc227848271"/>
+      <w:bookmarkStart w:id="17" w:name="_Toc227848271"/>
       <w:r>
         <w:t>Técnicas de validación de requisitos</w:t>
       </w:r>
-      <w:bookmarkEnd w:id="18"/>
+      <w:bookmarkEnd w:id="17"/>
     </w:p>
     <w:p>
       <w:r>
@@ -5848,11 +5846,11 @@
       <w:pPr>
         <w:pStyle w:val="Ttulo2"/>
       </w:pPr>
-      <w:bookmarkStart w:id="19" w:name="_Toc227848272"/>
+      <w:bookmarkStart w:id="18" w:name="_Toc227848272"/>
       <w:r>
         <w:t>Revisiones, auditorías y prototipos</w:t>
       </w:r>
-      <w:bookmarkEnd w:id="19"/>
+      <w:bookmarkEnd w:id="18"/>
     </w:p>
     <w:p>
       <w:r>
@@ -5972,11 +5970,11 @@
       <w:pPr>
         <w:pStyle w:val="Ttulo2"/>
       </w:pPr>
-      <w:bookmarkStart w:id="20" w:name="_Toc227848273"/>
+      <w:bookmarkStart w:id="19" w:name="_Toc227848273"/>
       <w:r>
         <w:t>Manual de usuario como mecanismo de validación</w:t>
       </w:r>
-      <w:bookmarkEnd w:id="20"/>
+      <w:bookmarkEnd w:id="19"/>
     </w:p>
     <w:p>
       <w:r>
@@ -6223,7 +6221,7 @@
       <w:pPr>
         <w:pStyle w:val="Ttulo1"/>
       </w:pPr>
-      <w:bookmarkStart w:id="21" w:name="_Toc227848274"/>
+      <w:bookmarkStart w:id="20" w:name="_Toc227848274"/>
       <w:r>
         <w:lastRenderedPageBreak/>
         <w:t xml:space="preserve">Gestión de requisitos en proyectos de </w:t>
@@ -6234,7 +6232,7 @@
         </w:rPr>
         <w:t>software</w:t>
       </w:r>
-      <w:bookmarkEnd w:id="21"/>
+      <w:bookmarkEnd w:id="20"/>
     </w:p>
     <w:p>
       <w:r>
@@ -6435,27 +6433,27 @@
           <w:lang w:eastAsia="es-CO"/>
         </w:rPr>
       </w:pPr>
-      <w:bookmarkStart w:id="22" w:name="_Toc227848275"/>
+      <w:bookmarkStart w:id="21" w:name="_Toc227848275"/>
+      <w:bookmarkEnd w:id="21"/>
+    </w:p>
+    <w:p>
+      <w:pPr>
+        <w:pStyle w:val="Ttulo2"/>
+      </w:pPr>
+      <w:bookmarkStart w:id="22" w:name="_Toc227848276"/>
+      <w:r>
+        <w:t xml:space="preserve">Contratos de </w:t>
+      </w:r>
+      <w:r>
+        <w:rPr>
+          <w:rStyle w:val="Extranjerismo"/>
+        </w:rPr>
+        <w:t>software</w:t>
+      </w:r>
+      <w:r>
+        <w:t>: requisitos fijos y variables</w:t>
+      </w:r>
       <w:bookmarkEnd w:id="22"/>
-    </w:p>
-    <w:p>
-      <w:pPr>
-        <w:pStyle w:val="Ttulo2"/>
-      </w:pPr>
-      <w:bookmarkStart w:id="23" w:name="_Toc227848276"/>
-      <w:r>
-        <w:t xml:space="preserve">Contratos de </w:t>
-      </w:r>
-      <w:r>
-        <w:rPr>
-          <w:rStyle w:val="Extranjerismo"/>
-        </w:rPr>
-        <w:t>software</w:t>
-      </w:r>
-      <w:r>
-        <w:t>: requisitos fijos y variables</w:t>
-      </w:r>
-      <w:bookmarkEnd w:id="23"/>
     </w:p>
     <w:p>
       <w:r>
@@ -6941,11 +6939,11 @@
       <w:pPr>
         <w:pStyle w:val="Ttulo2"/>
       </w:pPr>
-      <w:bookmarkStart w:id="24" w:name="_Toc227848277"/>
+      <w:bookmarkStart w:id="23" w:name="_Toc227848277"/>
       <w:r>
         <w:t>Herramientas para la gestión de requisitos</w:t>
       </w:r>
-      <w:bookmarkEnd w:id="24"/>
+      <w:bookmarkEnd w:id="23"/>
     </w:p>
     <w:p>
       <w:r>
@@ -7198,12 +7196,12 @@
       <w:pPr>
         <w:pStyle w:val="Ttulo2"/>
       </w:pPr>
-      <w:bookmarkStart w:id="25" w:name="_Toc227848278"/>
+      <w:bookmarkStart w:id="24" w:name="_Toc227848278"/>
       <w:r>
         <w:lastRenderedPageBreak/>
         <w:t>Tipos y características de herramientas de gestión de requisitos</w:t>
       </w:r>
-      <w:bookmarkEnd w:id="25"/>
+      <w:bookmarkEnd w:id="24"/>
     </w:p>
     <w:p>
       <w:r>
@@ -7611,12 +7609,12 @@
       <w:pPr>
         <w:pStyle w:val="Ttulo2"/>
       </w:pPr>
-      <w:bookmarkStart w:id="26" w:name="_Toc227848279"/>
+      <w:bookmarkStart w:id="25" w:name="_Toc227848279"/>
       <w:r>
         <w:lastRenderedPageBreak/>
         <w:t>Control y gestión de cambios en los requisitos</w:t>
       </w:r>
-      <w:bookmarkEnd w:id="26"/>
+      <w:bookmarkEnd w:id="25"/>
     </w:p>
     <w:p>
       <w:r>
@@ -7806,12 +7804,12 @@
       <w:pPr>
         <w:pStyle w:val="Titulosgenerales"/>
       </w:pPr>
-      <w:bookmarkStart w:id="27" w:name="_Toc227848280"/>
+      <w:bookmarkStart w:id="26" w:name="_Toc227848280"/>
       <w:r>
         <w:lastRenderedPageBreak/>
         <w:t>Síntesis</w:t>
       </w:r>
-      <w:bookmarkEnd w:id="27"/>
+      <w:bookmarkEnd w:id="26"/>
     </w:p>
     <w:p>
       <w:pPr>
@@ -7929,14 +7927,14 @@
       <w:pPr>
         <w:pStyle w:val="Titulosgenerales"/>
       </w:pPr>
-      <w:bookmarkStart w:id="28" w:name="_Toc176443725"/>
-      <w:bookmarkStart w:id="29" w:name="_Toc227848281"/>
+      <w:bookmarkStart w:id="27" w:name="_Toc176443725"/>
+      <w:bookmarkStart w:id="28" w:name="_Toc227848281"/>
       <w:r>
         <w:lastRenderedPageBreak/>
         <w:t>Glosario</w:t>
       </w:r>
+      <w:bookmarkEnd w:id="27"/>
       <w:bookmarkEnd w:id="28"/>
-      <w:bookmarkEnd w:id="29"/>
     </w:p>
     <w:p>
       <w:pPr>
@@ -8222,8 +8220,8 @@
           <w:lang w:val="es-MX"/>
         </w:rPr>
       </w:pPr>
-      <w:bookmarkStart w:id="30" w:name="_Toc176443726"/>
-      <w:bookmarkStart w:id="31" w:name="_Toc227848282"/>
+      <w:bookmarkStart w:id="29" w:name="_Toc176443726"/>
+      <w:bookmarkStart w:id="30" w:name="_Toc227848282"/>
       <w:r>
         <w:rPr>
           <w:lang w:val="es-MX"/>
@@ -8231,8 +8229,8 @@
         <w:lastRenderedPageBreak/>
         <w:t>Referencias bibliográficas</w:t>
       </w:r>
+      <w:bookmarkEnd w:id="29"/>
       <w:bookmarkEnd w:id="30"/>
-      <w:bookmarkEnd w:id="31"/>
     </w:p>
     <w:p>
       <w:pPr>
@@ -8618,14 +8616,14 @@
       <w:pPr>
         <w:pStyle w:val="Titulosgenerales"/>
       </w:pPr>
-      <w:bookmarkStart w:id="32" w:name="_Toc176443727"/>
-      <w:bookmarkStart w:id="33" w:name="_Toc227848283"/>
+      <w:bookmarkStart w:id="31" w:name="_Toc176443727"/>
+      <w:bookmarkStart w:id="32" w:name="_Toc227848283"/>
       <w:r>
         <w:lastRenderedPageBreak/>
         <w:t>Créditos</w:t>
       </w:r>
+      <w:bookmarkEnd w:id="31"/>
       <w:bookmarkEnd w:id="32"/>
-      <w:bookmarkEnd w:id="33"/>
     </w:p>
     <w:tbl>
       <w:tblPr>
@@ -8757,8 +8755,10 @@
               </w:rPr>
             </w:pPr>
             <w:r>
-              <w:t>Responsable Ecosistema de Recursos Educativos Digitales (RED)</w:t>
+              <w:t>Profesional G06. Responsable Ecosistema de Recursos Educativos Digitales (RED)</w:t>
             </w:r>
+            <w:bookmarkStart w:id="33" w:name="_GoBack"/>
+            <w:bookmarkEnd w:id="33"/>
           </w:p>
         </w:tc>
         <w:tc>
@@ -14094,7 +14094,7 @@
 </file>
 
 <file path=customXml/itemProps1.xml><?xml version="1.0" encoding="utf-8"?>
-<ds:datastoreItem xmlns:ds="http://schemas.openxmlformats.org/officeDocument/2006/customXml" ds:itemID="{5DFCC7AD-FC87-43C9-937E-646A9341C545}">
+<ds:datastoreItem xmlns:ds="http://schemas.openxmlformats.org/officeDocument/2006/customXml" ds:itemID="{FF3FA0A2-202F-42F4-9D45-3EE574109DC1}">
   <ds:schemaRefs>
     <ds:schemaRef ds:uri="http://schemas.openxmlformats.org/officeDocument/2006/bibliography"/>
   </ds:schemaRefs>
@@ -14102,13 +14102,13 @@
 </file>
 
 <file path=customXml/itemProps2.xml><?xml version="1.0" encoding="utf-8"?>
-<ds:datastoreItem xmlns:ds="http://schemas.openxmlformats.org/officeDocument/2006/customXml" ds:itemID="{797C4624-4424-4275-835C-2921CC37663A}"/>
+<ds:datastoreItem xmlns:ds="http://schemas.openxmlformats.org/officeDocument/2006/customXml" ds:itemID="{AEEFF422-325B-471F-8B69-9CB8BD75B926}"/>
 </file>
 
 <file path=customXml/itemProps3.xml><?xml version="1.0" encoding="utf-8"?>
-<ds:datastoreItem xmlns:ds="http://schemas.openxmlformats.org/officeDocument/2006/customXml" ds:itemID="{EECDA65A-411F-4D23-8253-83116CF63642}"/>
+<ds:datastoreItem xmlns:ds="http://schemas.openxmlformats.org/officeDocument/2006/customXml" ds:itemID="{56D58FF8-7C0F-4131-8AB1-66B761DDF201}"/>
 </file>
 
 <file path=customXml/itemProps4.xml><?xml version="1.0" encoding="utf-8"?>
-<ds:datastoreItem xmlns:ds="http://schemas.openxmlformats.org/officeDocument/2006/customXml" ds:itemID="{71C2E852-6344-4367-8D90-829EA267A258}"/>
+<ds:datastoreItem xmlns:ds="http://schemas.openxmlformats.org/officeDocument/2006/customXml" ds:itemID="{3F1CA253-C8FB-46D2-B158-C52E6BF78D64}"/>
 </file>